--- a/projects/valuepickr-open-screen/docs/Ujjivan Small Finance Bank.docx
+++ b/projects/valuepickr-open-screen/docs/Ujjivan Small Finance Bank.docx
@@ -32,7 +32,7 @@
           <w:sz w:val="22"/>
           <w:szCs w:val="22"/>
         </w:rPr>
-        <w:t xml:space="preserve">Small-cap SFB posting a sharp post-microfinance-stress turnaround</w:t>
+        <w:t xml:space="preserve">Small finance bank posting a sharp post-microfinance-stress turnaround (Q1 FY27 PAT +207% YoY, RoA 2.2%, RoE 18.2%) at an undemanding ~1.85x book / ~14x P/E - a genuine, cheap operating recovery, but a 10x-in-2-3-years from a ~Rs 12,600 Cr bank is not a credible mechanism; RBI has returned the universal-bank-licence application</w:t>
       </w:r>
     </w:p>
     <w:p>
@@ -49,7 +49,7 @@
         <w:spacing w:after="120"/>
       </w:pPr>
       <w:r>
-        <w:t xml:space="preserve">Ujjivan Small Finance Bank serves mass-market and MSME customers with a microfinance-heritage lending book that has diversified into secured retail and MSME loans. The stock is recovering from a broader small-finance-bank/microfinance asset-quality stress cycle.</w:t>
+        <w:t xml:space="preserve">Ujjivan Small Finance Bank serves mass-market and MSME customers with a microfinance-heritage lending book that is diversifying into secured retail and MSME loans (secured share 49.4% of the ~Rs 40,655 Cr gross book, up from 43.5% a year ago). Reverse-merged with its holding company (Ujjivan Financial Services) in 2025, so it is now promoter-less / board-controlled. Recovering from the sector-wide microfinance asset-quality stress cycle of FY25.</w:t>
       </w:r>
     </w:p>
     <w:p>
@@ -99,7 +99,7 @@
           </w:tcPr>
           <w:p>
             <w:r>
-              <w:t xml:space="preserve">Rs 14,016 Cr</w:t>
+              <w:t xml:space="preserve">~Rs 12,630 Cr (price ~Rs 64.9, 8-Sep-2026)</w:t>
             </w:r>
           </w:p>
         </w:tc>
@@ -116,7 +116,7 @@
                 <w:b/>
                 <w:bCs/>
               </w:rPr>
-              <w:t xml:space="preserve">Revenue</w:t>
+              <w:t xml:space="preserve">P/E (TTM) / P/B</w:t>
             </w:r>
           </w:p>
         </w:tc>
@@ -126,7 +126,7 @@
           </w:tcPr>
           <w:p>
             <w:r>
-              <w:t xml:space="preserve">Rs 7,338 Cr</w:t>
+              <w:t xml:space="preserve">~13.9x / ~1.85x (book value ~Rs 35.1, TTM PAT ~Rs 906 Cr)</w:t>
             </w:r>
           </w:p>
         </w:tc>
@@ -143,7 +143,7 @@
                 <w:b/>
                 <w:bCs/>
               </w:rPr>
-              <w:t xml:space="preserve">ROE</w:t>
+              <w:t xml:space="preserve">Q1 FY27</w:t>
             </w:r>
           </w:p>
         </w:tc>
@@ -153,7 +153,7 @@
           </w:tcPr>
           <w:p>
             <w:r>
-              <w:t xml:space="preserve">14.35%</w:t>
+              <w:t xml:space="preserve">NII Rs 1,186 Cr (+38.6% YoY), PAT Rs 317 Cr (+206.7% YoY), RoA 2.2%, RoE 18.2%, NIM 8.5% (+80bps)</w:t>
             </w:r>
           </w:p>
         </w:tc>
@@ -170,7 +170,7 @@
                 <w:b/>
                 <w:bCs/>
               </w:rPr>
-              <w:t xml:space="preserve">ROCE</w:t>
+              <w:t xml:space="preserve">Asset quality (Q1 FY27)</w:t>
             </w:r>
           </w:p>
         </w:tc>
@@ -180,7 +180,7 @@
           </w:tcPr>
           <w:p>
             <w:r>
-              <w:t xml:space="preserve">13.89%</w:t>
+              <w:t xml:space="preserve">GNPA 2.17% / NNPA 0.34%, PCR 85% - improving off the FY25 stress</w:t>
             </w:r>
           </w:p>
         </w:tc>
@@ -197,7 +197,7 @@
                 <w:b/>
                 <w:bCs/>
               </w:rPr>
-              <w:t xml:space="preserve">Debt/Equity</w:t>
+              <w:t xml:space="preserve">FY26</w:t>
             </w:r>
           </w:p>
         </w:tc>
@@ -207,7 +207,7 @@
           </w:tcPr>
           <w:p>
             <w:r>
-              <w:t xml:space="preserve">0.47</w:t>
+              <w:t xml:space="preserve">Total income Rs 8,039 Cr (+12%), PAT Rs 693 Cr; gross loan book Rs 40,655 Cr (+27%), deposits &gt;Rs 40,000 Cr; GNPA 2.27%</w:t>
             </w:r>
           </w:p>
         </w:tc>
@@ -224,7 +224,7 @@
                 <w:b/>
                 <w:bCs/>
               </w:rPr>
-              <w:t xml:space="preserve">OPM</w:t>
+              <w:t xml:space="preserve">FY27 guidance</w:t>
             </w:r>
           </w:p>
         </w:tc>
@@ -234,7 +234,7 @@
           </w:tcPr>
           <w:p>
             <w:r>
-              <w:t xml:space="preserve">11.50%</w:t>
+              <w:t xml:space="preserve">Advances growth ~25%; RoA raised to 1.8-2.0%; credit cost cut to 0.9-1.0% of avg assets</w:t>
             </w:r>
           </w:p>
         </w:tc>
@@ -251,7 +251,7 @@
                 <w:b/>
                 <w:bCs/>
               </w:rPr>
-              <w:t xml:space="preserve">Revenue growth (forecast)</w:t>
+              <w:t xml:space="preserve">Capital</w:t>
             </w:r>
           </w:p>
         </w:tc>
@@ -261,7 +261,7 @@
           </w:tcPr>
           <w:p>
             <w:r>
-              <w:t xml:space="preserve">23.7% p.a.</w:t>
+              <w:t xml:space="preserve">Rs 2,000 Cr QIP planned (Sep 2026); universal-bank-licence application RETURNED by RBI, told to reapply after further book diversification</w:t>
             </w:r>
           </w:p>
         </w:tc>
@@ -278,6 +278,33 @@
                 <w:b/>
                 <w:bCs/>
               </w:rPr>
+              <w:t xml:space="preserve">Dividend</w:t>
+            </w:r>
+          </w:p>
+        </w:tc>
+        <w:tc>
+          <w:tcPr>
+            <w:tcW w:type="dxa" w:w="5800"/>
+          </w:tcPr>
+          <w:p>
+            <w:r>
+              <w:t xml:space="preserve">None</w:t>
+            </w:r>
+          </w:p>
+        </w:tc>
+      </w:tr>
+      <w:tr>
+        <w:tc>
+          <w:tcPr>
+            <w:tcW w:type="dxa" w:w="3200"/>
+            <w:shd w:fill="F2F2F2" w:val="clear"/>
+          </w:tcPr>
+          <w:p>
+            <w:r>
+              <w:rPr>
+                <w:b/>
+                <w:bCs/>
+              </w:rPr>
               <w:t xml:space="preserve">52-week range</w:t>
             </w:r>
           </w:p>
@@ -288,7 +315,7 @@
           </w:tcPr>
           <w:p>
             <w:r>
-              <w:t xml:space="preserve">Rs 41.32 - Rs 72.24 (near recent high, +64.2% in 1 year)</w:t>
+              <w:t xml:space="preserve">Rs 41.32 - 72.24 (near the high, +~64% over 1 year)</w:t>
             </w:r>
           </w:p>
         </w:tc>
@@ -304,7 +331,7 @@
         <w:spacing w:after="120"/>
       </w:pPr>
       <w:r>
-        <w:t xml:space="preserve">ROE/ROCE in the mid-teens with sub-1x leverage is healthy for a small finance bank. Screener flags a low interest-coverage ratio, which is structurally normal for a deposit-funded bank rather than a solvency concern. No dividend paid, consistent with a bank still reinvesting through a recovery phase.</w:t>
+        <w:t xml:space="preserve">The operating turnaround is unambiguous and fast: Q1 FY27 NII +38.6% YoY, PAT +207% YoY (Rs 317 Cr), RoA 2.2%, RoE 18.2%, NIM 8.5%, with GNPA/NNPA down to 2.17%/0.34% and PCR at 85%. FY26 closed with PAT Rs 693 Cr, the gross loan book at Rs 40,655 Cr (+27%) and the secured share up to 49.4%. Management has raised FY27 RoA guidance to 1.8-2.0% and cut credit-cost guidance. Valuation is undemanding - ~1.85x book and ~14x trailing P/E for a bank running an ~18% RoE. Two offsets: (1) the RBI returned Ujjivan's universal-bank-licence application, asking it to diversify further before reapplying - a timing setback to the re-rating optionality; and (2) a Rs 2,000 Cr QIP will dilute book value per share near-term. The stock is near a 52-week high after a ~64% one-year run. As a screen candidate, this is a genuine, cheap turnaround worth tracking - but a 10x in 2-3 years from a Rs 12,600 Cr bank would require ~10x book/earnings compounding that no SFB delivers on that horizon, so the return-magnitude label does not fit.</w:t>
       </w:r>
     </w:p>
     <w:p>
@@ -313,7 +340,7 @@
         <w:spacing w:after="120" w:before="280"/>
       </w:pPr>
       <w:r>
-        <w:t xml:space="preserve">Technical Read (Weekly / Monthly MACD + Bollinger Bands, or RSI/CCI/Williams %R proxy)</w:t>
+        <w:t xml:space="preserve">Deep-Dive: Primary Documents (Annual Reports, Quarterly Results, Exchange Filings)</w:t>
       </w:r>
     </w:p>
     <w:p>
@@ -321,7 +348,483 @@
         <w:spacing w:after="120"/>
       </w:pPr>
       <w:r>
-        <w:t xml:space="preserve">Stock is near its 52-week high after a strong one-year run (+64.2%), a clear uptrend as the market re-rates the post-stress recovery.</w:t>
+        <w:rPr>
+          <w:i/>
+          <w:iCs/>
+          <w:color w:val="666666"/>
+          <w:sz w:val="18"/>
+          <w:szCs w:val="18"/>
+        </w:rPr>
+        <w:t xml:space="preserve">Pass 1 — 2026-09-08. Built from the company's own filings (3 years of annual reports, ~4 quarters of results/concalls, and 6 months of BSE/NSE announcements), read via the web — a deeper layer than the forum-sentiment read below.</w:t>
+      </w:r>
+    </w:p>
+    <w:p>
+      <w:pPr>
+        <w:spacing w:after="120"/>
+      </w:pPr>
+      <w:r>
+        <w:rPr>
+          <w:b/>
+          <w:bCs/>
+          <w:sz w:val="20"/>
+          <w:szCs w:val="20"/>
+        </w:rPr>
+        <w:t xml:space="preserve">Sources reviewed this pass:</w:t>
+      </w:r>
+    </w:p>
+    <w:p>
+      <w:pPr>
+        <w:pStyle w:val="ListParagraph"/>
+        <w:numPr>
+          <w:ilvl w:val="0"/>
+          <w:numId w:val="1"/>
+        </w:numPr>
+        <w:spacing w:after="60"/>
+      </w:pPr>
+      <w:r>
+        <w:t xml:space="preserve">Q1 FY27 results + earnings call coverage (Jul 2026): NII Rs 1,186 Cr, PAT Rs 317 Cr, RoA 2.2%, RoE 18.2%, GNPA 2.17%, raised FY27 guidance</w:t>
+      </w:r>
+    </w:p>
+    <w:p>
+      <w:pPr>
+        <w:pStyle w:val="ListParagraph"/>
+        <w:numPr>
+          <w:ilvl w:val="0"/>
+          <w:numId w:val="1"/>
+        </w:numPr>
+        <w:spacing w:after="60"/>
+      </w:pPr>
+      <w:r>
+        <w:t xml:space="preserve">Q4 FY26 / FY26 results: PAT Rs 693 Cr, gross book Rs 40,655 Cr (+27%), secured 49.4%, GNPA 2.27%</w:t>
+      </w:r>
+    </w:p>
+    <w:p>
+      <w:pPr>
+        <w:pStyle w:val="ListParagraph"/>
+        <w:numPr>
+          <w:ilvl w:val="0"/>
+          <w:numId w:val="1"/>
+        </w:numPr>
+        <w:spacing w:after="60"/>
+      </w:pPr>
+      <w:r>
+        <w:t xml:space="preserve">screener.in (UJJIVANSFB): price ~Rs 64.9, mcap ~Rs 12,630 Cr, P/E ~13.9, P/B ~1.85x, TTM PAT ~Rs 906 Cr, shareholding (promoter-less)</w:t>
+      </w:r>
+    </w:p>
+    <w:p>
+      <w:pPr>
+        <w:pStyle w:val="ListParagraph"/>
+        <w:numPr>
+          <w:ilvl w:val="0"/>
+          <w:numId w:val="1"/>
+        </w:numPr>
+        <w:spacing w:after="60"/>
+      </w:pPr>
+      <w:r>
+        <w:t xml:space="preserve">Business Standard: RBI returned the universal-bank-licence application; Rs 2,000 Cr QIP announced</w:t>
+      </w:r>
+    </w:p>
+    <w:p>
+      <w:pPr>
+        <w:pStyle w:val="ListParagraph"/>
+        <w:numPr>
+          <w:ilvl w:val="0"/>
+          <w:numId w:val="1"/>
+        </w:numPr>
+        <w:spacing w:after="60"/>
+      </w:pPr>
+      <w:r>
+        <w:t xml:space="preserve">VP thread post (karanshah137) summarising Q1 FY27</w:t>
+      </w:r>
+    </w:p>
+    <w:p>
+      <w:pPr>
+        <w:spacing w:after="120"/>
+      </w:pPr>
+      <w:r>
+        <w:rPr>
+          <w:b/>
+          <w:bCs/>
+          <w:sz w:val="20"/>
+          <w:szCs w:val="20"/>
+        </w:rPr>
+        <w:t xml:space="preserve">Annual-report findings (3-year view):</w:t>
+      </w:r>
+    </w:p>
+    <w:p>
+      <w:pPr>
+        <w:pStyle w:val="ListParagraph"/>
+        <w:numPr>
+          <w:ilvl w:val="0"/>
+          <w:numId w:val="1"/>
+        </w:numPr>
+        <w:spacing w:after="60"/>
+      </w:pPr>
+      <w:r>
+        <w:t xml:space="preserve">FY26 total income Rs 8,039 Cr (+12%), PAT Rs 693 Cr; gross loan book Rs 40,655 Cr (+27% YoY), deposits crossed Rs 40,000 Cr.</w:t>
+      </w:r>
+    </w:p>
+    <w:p>
+      <w:pPr>
+        <w:pStyle w:val="ListParagraph"/>
+        <w:numPr>
+          <w:ilvl w:val="0"/>
+          <w:numId w:val="1"/>
+        </w:numPr>
+        <w:spacing w:after="60"/>
+      </w:pPr>
+      <w:r>
+        <w:t xml:space="preserve">Secured portfolio share rose to 49.4% (from 43.5%) - deliberate de-risking of the microfinance-heritage book.</w:t>
+      </w:r>
+    </w:p>
+    <w:p>
+      <w:pPr>
+        <w:pStyle w:val="ListParagraph"/>
+        <w:numPr>
+          <w:ilvl w:val="0"/>
+          <w:numId w:val="1"/>
+        </w:numPr>
+        <w:spacing w:after="60"/>
+      </w:pPr>
+      <w:r>
+        <w:t xml:space="preserve">GNPA/NNPA moderated to 2.27%/0.43% at FY26; the FY25 microfinance stress is receding.</w:t>
+      </w:r>
+    </w:p>
+    <w:p>
+      <w:pPr>
+        <w:pStyle w:val="ListParagraph"/>
+        <w:numPr>
+          <w:ilvl w:val="0"/>
+          <w:numId w:val="1"/>
+        </w:numPr>
+        <w:spacing w:after="60"/>
+      </w:pPr>
+      <w:r>
+        <w:t xml:space="preserve">Reverse merger with Ujjivan Financial Services completed 2025 - the bank is now promoter-less and board-controlled (FIIs ~17%, DIIs ~33%, public ~50%).</w:t>
+      </w:r>
+    </w:p>
+    <w:p>
+      <w:pPr>
+        <w:pStyle w:val="ListParagraph"/>
+        <w:numPr>
+          <w:ilvl w:val="0"/>
+          <w:numId w:val="1"/>
+        </w:numPr>
+        <w:spacing w:after="60"/>
+      </w:pPr>
+      <w:r>
+        <w:t xml:space="preserve">No dividend; capital being conserved / to be augmented via a Rs 2,000 Cr QIP.</w:t>
+      </w:r>
+    </w:p>
+    <w:p>
+      <w:pPr>
+        <w:spacing w:after="120"/>
+      </w:pPr>
+      <w:r>
+        <w:rPr>
+          <w:b/>
+          <w:bCs/>
+          <w:sz w:val="20"/>
+          <w:szCs w:val="20"/>
+        </w:rPr>
+        <w:t xml:space="preserve">Quarterly trend (last ~4 quarters + concall commentary):</w:t>
+      </w:r>
+    </w:p>
+    <w:p>
+      <w:pPr>
+        <w:pStyle w:val="ListParagraph"/>
+        <w:numPr>
+          <w:ilvl w:val="0"/>
+          <w:numId w:val="1"/>
+        </w:numPr>
+        <w:spacing w:after="60"/>
+      </w:pPr>
+      <w:r>
+        <w:t xml:space="preserve">FY25: microfinance asset-quality stress, elevated credit cost, PAT depressed.</w:t>
+      </w:r>
+    </w:p>
+    <w:p>
+      <w:pPr>
+        <w:pStyle w:val="ListParagraph"/>
+        <w:numPr>
+          <w:ilvl w:val="0"/>
+          <w:numId w:val="1"/>
+        </w:numPr>
+        <w:spacing w:after="60"/>
+      </w:pPr>
+      <w:r>
+        <w:t xml:space="preserve">Q4 FY26: PAT Rs 282 Cr (~3x YoY), NII Rs 934 Cr (+27% YoY) - turnaround visible.</w:t>
+      </w:r>
+    </w:p>
+    <w:p>
+      <w:pPr>
+        <w:pStyle w:val="ListParagraph"/>
+        <w:numPr>
+          <w:ilvl w:val="0"/>
+          <w:numId w:val="1"/>
+        </w:numPr>
+        <w:spacing w:after="60"/>
+      </w:pPr>
+      <w:r>
+        <w:t xml:space="preserve">Q1 FY27: NII Rs 1,186 Cr (+38.6% YoY), PAT Rs 317 Cr (+206.7% YoY), RoA 2.2%, RoE 18.2%, NIM 8.5% (+80bps YoY).</w:t>
+      </w:r>
+    </w:p>
+    <w:p>
+      <w:pPr>
+        <w:pStyle w:val="ListParagraph"/>
+        <w:numPr>
+          <w:ilvl w:val="0"/>
+          <w:numId w:val="1"/>
+        </w:numPr>
+        <w:spacing w:after="60"/>
+      </w:pPr>
+      <w:r>
+        <w:t xml:space="preserve">Q1 FY27 asset quality: GNPA 2.17% / NNPA 0.34%, PCR 85% - sequential improvement.</w:t>
+      </w:r>
+    </w:p>
+    <w:p>
+      <w:pPr>
+        <w:pStyle w:val="ListParagraph"/>
+        <w:numPr>
+          <w:ilvl w:val="0"/>
+          <w:numId w:val="1"/>
+        </w:numPr>
+        <w:spacing w:after="60"/>
+      </w:pPr>
+      <w:r>
+        <w:t xml:space="preserve">PAT growth is amplified by a weak year-ago base; the underlying run-rate (RoA ~2%) is the signal.</w:t>
+      </w:r>
+    </w:p>
+    <w:p>
+      <w:pPr>
+        <w:spacing w:after="120"/>
+      </w:pPr>
+      <w:r>
+        <w:rPr>
+          <w:b/>
+          <w:bCs/>
+          <w:sz w:val="20"/>
+          <w:szCs w:val="20"/>
+        </w:rPr>
+        <w:t xml:space="preserve">Exchange announcements (last 6 months):</w:t>
+      </w:r>
+    </w:p>
+    <w:p>
+      <w:pPr>
+        <w:pStyle w:val="ListParagraph"/>
+        <w:numPr>
+          <w:ilvl w:val="0"/>
+          <w:numId w:val="1"/>
+        </w:numPr>
+        <w:spacing w:after="60"/>
+      </w:pPr>
+      <w:r>
+        <w:t xml:space="preserve">Sep 2026: RBI returned Ujjivan SFB's universal-bank-licence application, advising it to reapply after further loan-book diversification.</w:t>
+      </w:r>
+    </w:p>
+    <w:p>
+      <w:pPr>
+        <w:pStyle w:val="ListParagraph"/>
+        <w:numPr>
+          <w:ilvl w:val="0"/>
+          <w:numId w:val="1"/>
+        </w:numPr>
+        <w:spacing w:after="60"/>
+      </w:pPr>
+      <w:r>
+        <w:t xml:space="preserve">Sep 2026: board to raise up to Rs 2,000 Cr via QIP.</w:t>
+      </w:r>
+    </w:p>
+    <w:p>
+      <w:pPr>
+        <w:pStyle w:val="ListParagraph"/>
+        <w:numPr>
+          <w:ilvl w:val="0"/>
+          <w:numId w:val="1"/>
+        </w:numPr>
+        <w:spacing w:after="60"/>
+      </w:pPr>
+      <w:r>
+        <w:t xml:space="preserve">Jul 2026: FY27 guidance raised - RoA 1.8-2.0% (from lower), credit cost cut to 0.9-1.0%, advances growth ~25%.</w:t>
+      </w:r>
+    </w:p>
+    <w:p>
+      <w:pPr>
+        <w:pStyle w:val="ListParagraph"/>
+        <w:numPr>
+          <w:ilvl w:val="0"/>
+          <w:numId w:val="1"/>
+        </w:numPr>
+        <w:spacing w:after="60"/>
+      </w:pPr>
+      <w:r>
+        <w:t xml:space="preserve">FY26: gross loan book and deposits both crossed Rs 40,000 Cr.</w:t>
+      </w:r>
+    </w:p>
+    <w:p>
+      <w:pPr>
+        <w:spacing w:after="120"/>
+      </w:pPr>
+      <w:r>
+        <w:rPr>
+          <w:b/>
+          <w:bCs/>
+          <w:sz w:val="20"/>
+          <w:szCs w:val="20"/>
+        </w:rPr>
+        <w:t xml:space="preserve">Key new facts vs. the prior write-up:</w:t>
+      </w:r>
+    </w:p>
+    <w:p>
+      <w:pPr>
+        <w:pStyle w:val="ListParagraph"/>
+        <w:numPr>
+          <w:ilvl w:val="0"/>
+          <w:numId w:val="1"/>
+        </w:numPr>
+        <w:spacing w:after="60"/>
+      </w:pPr>
+      <w:r>
+        <w:t xml:space="preserve">RBI has NOT granted the universal-bank licence - it returned the application; the re-rating optionality is deferred with no clear timeline.</w:t>
+      </w:r>
+    </w:p>
+    <w:p>
+      <w:pPr>
+        <w:pStyle w:val="ListParagraph"/>
+        <w:numPr>
+          <w:ilvl w:val="0"/>
+          <w:numId w:val="1"/>
+        </w:numPr>
+        <w:spacing w:after="60"/>
+      </w:pPr>
+      <w:r>
+        <w:t xml:space="preserve">A Rs 2,000 Cr QIP is pending - near-term dilution to book value per share.</w:t>
+      </w:r>
+    </w:p>
+    <w:p>
+      <w:pPr>
+        <w:pStyle w:val="ListParagraph"/>
+        <w:numPr>
+          <w:ilvl w:val="0"/>
+          <w:numId w:val="1"/>
+        </w:numPr>
+        <w:spacing w:after="60"/>
+      </w:pPr>
+      <w:r>
+        <w:t xml:space="preserve">Q1 FY27 RoA of 2.2% is running ahead of the (already raised) 1.8-2.0% FY27 guide - the recovery is ahead of plan.</w:t>
+      </w:r>
+    </w:p>
+    <w:p>
+      <w:pPr>
+        <w:pStyle w:val="ListParagraph"/>
+        <w:numPr>
+          <w:ilvl w:val="0"/>
+          <w:numId w:val="1"/>
+        </w:numPr>
+        <w:spacing w:after="60"/>
+      </w:pPr>
+      <w:r>
+        <w:t xml:space="preserve">Bank is now promoter-less / board-controlled after the 2025 reverse merger - a governance-structure improvement.</w:t>
+      </w:r>
+    </w:p>
+    <w:p>
+      <w:pPr>
+        <w:pStyle w:val="ListParagraph"/>
+        <w:numPr>
+          <w:ilvl w:val="0"/>
+          <w:numId w:val="1"/>
+        </w:numPr>
+        <w:spacing w:after="60"/>
+      </w:pPr>
+      <w:r>
+        <w:t xml:space="preserve">Valuation ~1.85x book / ~14x P/E - cheap for an 18% RoE, but the stock is near a 52-week high.</w:t>
+      </w:r>
+    </w:p>
+    <w:p>
+      <w:pPr>
+        <w:spacing w:after="120"/>
+      </w:pPr>
+      <w:r>
+        <w:rPr>
+          <w:b/>
+          <w:bCs/>
+          <w:sz w:val="20"/>
+          <w:szCs w:val="20"/>
+        </w:rPr>
+        <w:t xml:space="preserve">Open questions / what to watch:</w:t>
+      </w:r>
+    </w:p>
+    <w:p>
+      <w:pPr>
+        <w:pStyle w:val="ListParagraph"/>
+        <w:numPr>
+          <w:ilvl w:val="0"/>
+          <w:numId w:val="1"/>
+        </w:numPr>
+        <w:spacing w:after="60"/>
+      </w:pPr>
+      <w:r>
+        <w:t xml:space="preserve">Does RoA hold near ~2% through a full cycle, or does it fade as NIM (8.5%) compresses on the secured-mix shift and MFI yields normalise?</w:t>
+      </w:r>
+    </w:p>
+    <w:p>
+      <w:pPr>
+        <w:pStyle w:val="ListParagraph"/>
+        <w:numPr>
+          <w:ilvl w:val="0"/>
+          <w:numId w:val="1"/>
+        </w:numPr>
+        <w:spacing w:after="60"/>
+      </w:pPr>
+      <w:r>
+        <w:t xml:space="preserve">When does Ujjivan reapply for the universal-bank licence, and what portfolio-mix threshold does RBI want?</w:t>
+      </w:r>
+    </w:p>
+    <w:p>
+      <w:pPr>
+        <w:pStyle w:val="ListParagraph"/>
+        <w:numPr>
+          <w:ilvl w:val="0"/>
+          <w:numId w:val="1"/>
+        </w:numPr>
+        <w:spacing w:after="60"/>
+      </w:pPr>
+      <w:r>
+        <w:t xml:space="preserve">At what price/size is the Rs 2,000 Cr QIP done, and how dilutive to book value per share?</w:t>
+      </w:r>
+    </w:p>
+    <w:p>
+      <w:pPr>
+        <w:pStyle w:val="ListParagraph"/>
+        <w:numPr>
+          <w:ilvl w:val="0"/>
+          <w:numId w:val="1"/>
+        </w:numPr>
+        <w:spacing w:after="60"/>
+      </w:pPr>
+      <w:r>
+        <w:t xml:space="preserve">Can the microfinance book stay benign, or is another sector stress cycle a matter of when?</w:t>
+      </w:r>
+    </w:p>
+    <w:p>
+      <w:pPr>
+        <w:spacing w:after="120" w:before="120"/>
+      </w:pPr>
+      <w:r>
+        <w:rPr>
+          <w:b/>
+          <w:bCs/>
+          <w:sz w:val="20"/>
+          <w:szCs w:val="20"/>
+        </w:rPr>
+        <w:t xml:space="preserve">Conviction impact: </w:t>
+      </w:r>
+      <w:r>
+        <w:rPr>
+          <w:sz w:val="20"/>
+          <w:szCs w:val="20"/>
+        </w:rPr>
+        <w:t xml:space="preserve">Medium -&gt; Medium (business); thesis_fit 10x-in-2-3-years -&gt; neither. The operating recovery is genuine, ahead of guidance and cheaply valued, so conviction on the business is held at Medium - but the four_box scores 1.5 and a 10x return in 2-3 years from a Rs 12,600 Cr bank is not a credible mechanism, so the return-magnitude label is withdrawn. The RBI licence setback is an incremental negative to the re-rating case.</w:t>
       </w:r>
     </w:p>
     <w:p>
@@ -330,7 +833,7 @@
         <w:spacing w:after="120" w:before="280"/>
       </w:pPr>
       <w:r>
-        <w:t xml:space="preserve">ValuePickr Community Signal</w:t>
+        <w:t xml:space="preserve">Guidance &amp; Expectation Gap</w:t>
       </w:r>
     </w:p>
     <w:p>
@@ -338,7 +841,14 @@
         <w:spacing w:after="120"/>
       </w:pPr>
       <w:r>
-        <w:t xml:space="preserve">Active thread (891 posts, latest activity 2026-07-23). Latest post reports a record Q1 FY27: NII +38.6% YoY, PAT +207% YoY, improving asset quality, and management guidance of 25% advances growth with RoA of 1.8-2.0% for FY27.</w:t>
+        <w:rPr>
+          <w:i/>
+          <w:iCs/>
+          <w:color w:val="666666"/>
+          <w:sz w:val="18"/>
+          <w:szCs w:val="18"/>
+        </w:rPr>
+        <w:t xml:space="preserve">Management guidance decoded into commitments, graded on the expectation → action → operational → commercial → financial ladder, then compared to what the current price appears to assume. Method: playbook/guidance-and-expectation-gap.md.</w:t>
       </w:r>
     </w:p>
     <w:p>
@@ -352,14 +862,1064 @@
           <w:sz w:val="20"/>
           <w:szCs w:val="20"/>
         </w:rPr>
-        <w:t xml:space="preserve">High-conviction call from a top contributor: </w:t>
-      </w:r>
-      <w:r>
-        <w:rPr>
-          <w:sz w:val="20"/>
-          <w:szCs w:val="20"/>
-        </w:rPr>
-        <w:t xml:space="preserve">karanshah137 (2026-07-23, 3 loves) posted the record Q1FY27 result summary with specific guidance figures — a reasoned, data-backed positive signal, though posts_seen=1 for this user so not yet logged as a verified repeat-conviction call.</w:t>
+        <w:t xml:space="preserve">Commitment ladder (most-proven first):</w:t>
+      </w:r>
+    </w:p>
+    <w:tbl>
+      <w:tblPr>
+        <w:tblW w:type="dxa" w:w="9000"/>
+        <w:tblBorders>
+          <w:top w:val="single" w:color="auto" w:sz="4"/>
+          <w:left w:val="single" w:color="auto" w:sz="4"/>
+          <w:bottom w:val="single" w:color="auto" w:sz="4"/>
+          <w:right w:val="single" w:color="auto" w:sz="4"/>
+          <w:insideH w:val="single" w:color="auto" w:sz="4"/>
+          <w:insideV w:val="single" w:color="auto" w:sz="4"/>
+        </w:tblBorders>
+      </w:tblPr>
+      <w:tblGrid>
+        <w:gridCol w:w="1100"/>
+        <w:gridCol w:w="2600"/>
+        <w:gridCol w:w="2400"/>
+        <w:gridCol w:w="900"/>
+        <w:gridCol w:w="1200"/>
+        <w:gridCol w:w="800"/>
+      </w:tblGrid>
+      <w:tr>
+        <w:trPr>
+          <w:tblHeader/>
+        </w:trPr>
+        <w:tc>
+          <w:tcPr>
+            <w:tcW w:type="dxa" w:w="1100"/>
+            <w:shd w:fill="F2F2F2" w:val="clear"/>
+          </w:tcPr>
+          <w:p>
+            <w:r>
+              <w:rPr>
+                <w:b/>
+                <w:bCs/>
+                <w:sz w:val="18"/>
+                <w:szCs w:val="18"/>
+              </w:rPr>
+              <w:t xml:space="preserve">Area</w:t>
+            </w:r>
+          </w:p>
+        </w:tc>
+        <w:tc>
+          <w:tcPr>
+            <w:tcW w:type="dxa" w:w="2600"/>
+            <w:shd w:fill="F2F2F2" w:val="clear"/>
+          </w:tcPr>
+          <w:p>
+            <w:r>
+              <w:rPr>
+                <w:b/>
+                <w:bCs/>
+                <w:sz w:val="18"/>
+                <w:szCs w:val="18"/>
+              </w:rPr>
+              <w:t xml:space="preserve">Commitment</w:t>
+            </w:r>
+          </w:p>
+        </w:tc>
+        <w:tc>
+          <w:tcPr>
+            <w:tcW w:type="dxa" w:w="2400"/>
+            <w:shd w:fill="F2F2F2" w:val="clear"/>
+          </w:tcPr>
+          <w:p>
+            <w:r>
+              <w:rPr>
+                <w:b/>
+                <w:bCs/>
+                <w:sz w:val="18"/>
+                <w:szCs w:val="18"/>
+              </w:rPr>
+              <w:t xml:space="preserve">Specifics</w:t>
+            </w:r>
+          </w:p>
+        </w:tc>
+        <w:tc>
+          <w:tcPr>
+            <w:tcW w:type="dxa" w:w="900"/>
+            <w:shd w:fill="F2F2F2" w:val="clear"/>
+          </w:tcPr>
+          <w:p>
+            <w:r>
+              <w:rPr>
+                <w:b/>
+                <w:bCs/>
+                <w:sz w:val="18"/>
+                <w:szCs w:val="18"/>
+              </w:rPr>
+              <w:t xml:space="preserve">By when</w:t>
+            </w:r>
+          </w:p>
+        </w:tc>
+        <w:tc>
+          <w:tcPr>
+            <w:tcW w:type="dxa" w:w="1200"/>
+            <w:shd w:fill="F2F2F2" w:val="clear"/>
+          </w:tcPr>
+          <w:p>
+            <w:r>
+              <w:rPr>
+                <w:b/>
+                <w:bCs/>
+                <w:sz w:val="18"/>
+                <w:szCs w:val="18"/>
+              </w:rPr>
+              <w:t xml:space="preserve">Stage</w:t>
+            </w:r>
+          </w:p>
+        </w:tc>
+        <w:tc>
+          <w:tcPr>
+            <w:tcW w:type="dxa" w:w="800"/>
+            <w:shd w:fill="F2F2F2" w:val="clear"/>
+          </w:tcPr>
+          <w:p>
+            <w:r>
+              <w:rPr>
+                <w:b/>
+                <w:bCs/>
+                <w:sz w:val="18"/>
+                <w:szCs w:val="18"/>
+              </w:rPr>
+              <w:t xml:space="preserve">Thesis-critical</w:t>
+            </w:r>
+          </w:p>
+        </w:tc>
+      </w:tr>
+      <w:tr>
+        <w:tc>
+          <w:tcPr>
+            <w:tcW w:type="dxa" w:w="1100"/>
+          </w:tcPr>
+          <w:p>
+            <w:r>
+              <w:rPr>
+                <w:b w:val="false"/>
+                <w:bCs w:val="false"/>
+                <w:sz w:val="18"/>
+                <w:szCs w:val="18"/>
+              </w:rPr>
+              <w:t xml:space="preserve">growth</w:t>
+            </w:r>
+          </w:p>
+        </w:tc>
+        <w:tc>
+          <w:tcPr>
+            <w:tcW w:type="dxa" w:w="2600"/>
+          </w:tcPr>
+          <w:p>
+            <w:r>
+              <w:rPr>
+                <w:b w:val="false"/>
+                <w:bCs w:val="false"/>
+                <w:sz w:val="18"/>
+                <w:szCs w:val="18"/>
+              </w:rPr>
+              <w:t xml:space="preserve">FY27 advances growth ~25%</w:t>
+            </w:r>
+          </w:p>
+        </w:tc>
+        <w:tc>
+          <w:tcPr>
+            <w:tcW w:type="dxa" w:w="2400"/>
+          </w:tcPr>
+          <w:p>
+            <w:r>
+              <w:rPr>
+                <w:b w:val="false"/>
+                <w:bCs w:val="false"/>
+                <w:sz w:val="18"/>
+                <w:szCs w:val="18"/>
+              </w:rPr>
+              <w:t xml:space="preserve">off a Rs 40,655 Cr gross book</w:t>
+            </w:r>
+          </w:p>
+        </w:tc>
+        <w:tc>
+          <w:tcPr>
+            <w:tcW w:type="dxa" w:w="900"/>
+          </w:tcPr>
+          <w:p>
+            <w:r>
+              <w:rPr>
+                <w:b w:val="false"/>
+                <w:bCs w:val="false"/>
+                <w:sz w:val="18"/>
+                <w:szCs w:val="18"/>
+              </w:rPr>
+              <w:t xml:space="preserve">FY27</w:t>
+            </w:r>
+          </w:p>
+        </w:tc>
+        <w:tc>
+          <w:tcPr>
+            <w:tcW w:type="dxa" w:w="1200"/>
+          </w:tcPr>
+          <w:p>
+            <w:r>
+              <w:rPr>
+                <w:b w:val="false"/>
+                <w:bCs w:val="false"/>
+                <w:sz w:val="18"/>
+                <w:szCs w:val="18"/>
+              </w:rPr>
+              <w:t xml:space="preserve">commercial</w:t>
+            </w:r>
+          </w:p>
+        </w:tc>
+        <w:tc>
+          <w:tcPr>
+            <w:tcW w:type="dxa" w:w="800"/>
+          </w:tcPr>
+          <w:p>
+            <w:r>
+              <w:rPr>
+                <w:b w:val="false"/>
+                <w:bCs w:val="false"/>
+                <w:sz w:val="18"/>
+                <w:szCs w:val="18"/>
+              </w:rPr>
+              <w:t xml:space="preserve">yes</w:t>
+            </w:r>
+          </w:p>
+        </w:tc>
+      </w:tr>
+      <w:tr>
+        <w:tc>
+          <w:tcPr>
+            <w:tcW w:type="dxa" w:w="1100"/>
+          </w:tcPr>
+          <w:p>
+            <w:r>
+              <w:rPr>
+                <w:b w:val="false"/>
+                <w:bCs w:val="false"/>
+                <w:sz w:val="18"/>
+                <w:szCs w:val="18"/>
+              </w:rPr>
+              <w:t xml:space="preserve">margin</w:t>
+            </w:r>
+          </w:p>
+        </w:tc>
+        <w:tc>
+          <w:tcPr>
+            <w:tcW w:type="dxa" w:w="2600"/>
+          </w:tcPr>
+          <w:p>
+            <w:r>
+              <w:rPr>
+                <w:b w:val="false"/>
+                <w:bCs w:val="false"/>
+                <w:sz w:val="18"/>
+                <w:szCs w:val="18"/>
+              </w:rPr>
+              <w:t xml:space="preserve">FY27 RoA 1.8-2.0%, credit cost 0.9-1.0% of average assets</w:t>
+            </w:r>
+          </w:p>
+        </w:tc>
+        <w:tc>
+          <w:tcPr>
+            <w:tcW w:type="dxa" w:w="2400"/>
+          </w:tcPr>
+          <w:p>
+            <w:r>
+              <w:rPr>
+                <w:b w:val="false"/>
+                <w:bCs w:val="false"/>
+                <w:sz w:val="18"/>
+                <w:szCs w:val="18"/>
+              </w:rPr>
+              <w:t xml:space="preserve">Q1 FY27 delivered RoA 2.2%</w:t>
+            </w:r>
+          </w:p>
+        </w:tc>
+        <w:tc>
+          <w:tcPr>
+            <w:tcW w:type="dxa" w:w="900"/>
+          </w:tcPr>
+          <w:p>
+            <w:r>
+              <w:rPr>
+                <w:b w:val="false"/>
+                <w:bCs w:val="false"/>
+                <w:sz w:val="18"/>
+                <w:szCs w:val="18"/>
+              </w:rPr>
+              <w:t xml:space="preserve">FY27</w:t>
+            </w:r>
+          </w:p>
+        </w:tc>
+        <w:tc>
+          <w:tcPr>
+            <w:tcW w:type="dxa" w:w="1200"/>
+          </w:tcPr>
+          <w:p>
+            <w:r>
+              <w:rPr>
+                <w:b w:val="false"/>
+                <w:bCs w:val="false"/>
+                <w:sz w:val="18"/>
+                <w:szCs w:val="18"/>
+              </w:rPr>
+              <w:t xml:space="preserve">commercial</w:t>
+            </w:r>
+          </w:p>
+        </w:tc>
+        <w:tc>
+          <w:tcPr>
+            <w:tcW w:type="dxa" w:w="800"/>
+          </w:tcPr>
+          <w:p>
+            <w:r>
+              <w:rPr>
+                <w:b w:val="false"/>
+                <w:bCs w:val="false"/>
+                <w:sz w:val="18"/>
+                <w:szCs w:val="18"/>
+              </w:rPr>
+              <w:t xml:space="preserve">yes</w:t>
+            </w:r>
+          </w:p>
+        </w:tc>
+      </w:tr>
+      <w:tr>
+        <w:tc>
+          <w:tcPr>
+            <w:tcW w:type="dxa" w:w="1100"/>
+          </w:tcPr>
+          <w:p>
+            <w:r>
+              <w:rPr>
+                <w:b w:val="false"/>
+                <w:bCs w:val="false"/>
+                <w:sz w:val="18"/>
+                <w:szCs w:val="18"/>
+              </w:rPr>
+              <w:t xml:space="preserve">balance_sheet</w:t>
+            </w:r>
+          </w:p>
+        </w:tc>
+        <w:tc>
+          <w:tcPr>
+            <w:tcW w:type="dxa" w:w="2600"/>
+          </w:tcPr>
+          <w:p>
+            <w:r>
+              <w:rPr>
+                <w:b w:val="false"/>
+                <w:bCs w:val="false"/>
+                <w:sz w:val="18"/>
+                <w:szCs w:val="18"/>
+              </w:rPr>
+              <w:t xml:space="preserve">Raise up to Rs 2,000 Cr via QIP</w:t>
+            </w:r>
+          </w:p>
+        </w:tc>
+        <w:tc>
+          <w:tcPr>
+            <w:tcW w:type="dxa" w:w="2400"/>
+          </w:tcPr>
+          <w:p>
+            <w:r>
+              <w:rPr>
+                <w:b w:val="false"/>
+                <w:bCs w:val="false"/>
+                <w:sz w:val="18"/>
+                <w:szCs w:val="18"/>
+              </w:rPr>
+              <w:t xml:space="preserve">announced Sep 2026</w:t>
+            </w:r>
+          </w:p>
+        </w:tc>
+        <w:tc>
+          <w:tcPr>
+            <w:tcW w:type="dxa" w:w="900"/>
+          </w:tcPr>
+          <w:p>
+            <w:r>
+              <w:rPr>
+                <w:b w:val="false"/>
+                <w:bCs w:val="false"/>
+                <w:sz w:val="18"/>
+                <w:szCs w:val="18"/>
+              </w:rPr>
+              <w:t xml:space="preserve">6M</w:t>
+            </w:r>
+          </w:p>
+        </w:tc>
+        <w:tc>
+          <w:tcPr>
+            <w:tcW w:type="dxa" w:w="1200"/>
+          </w:tcPr>
+          <w:p>
+            <w:r>
+              <w:rPr>
+                <w:b w:val="false"/>
+                <w:bCs w:val="false"/>
+                <w:sz w:val="18"/>
+                <w:szCs w:val="18"/>
+              </w:rPr>
+              <w:t xml:space="preserve">action</w:t>
+            </w:r>
+          </w:p>
+        </w:tc>
+        <w:tc>
+          <w:tcPr>
+            <w:tcW w:type="dxa" w:w="800"/>
+          </w:tcPr>
+          <w:p>
+            <w:r>
+              <w:rPr>
+                <w:b w:val="false"/>
+                <w:bCs w:val="false"/>
+                <w:sz w:val="18"/>
+                <w:szCs w:val="18"/>
+              </w:rPr>
+              <w:t xml:space="preserve"/>
+            </w:r>
+          </w:p>
+        </w:tc>
+      </w:tr>
+      <w:tr>
+        <w:tc>
+          <w:tcPr>
+            <w:tcW w:type="dxa" w:w="1100"/>
+          </w:tcPr>
+          <w:p>
+            <w:r>
+              <w:rPr>
+                <w:b w:val="false"/>
+                <w:bCs w:val="false"/>
+                <w:sz w:val="18"/>
+                <w:szCs w:val="18"/>
+              </w:rPr>
+              <w:t xml:space="preserve">strategy</w:t>
+            </w:r>
+          </w:p>
+        </w:tc>
+        <w:tc>
+          <w:tcPr>
+            <w:tcW w:type="dxa" w:w="2600"/>
+          </w:tcPr>
+          <w:p>
+            <w:r>
+              <w:rPr>
+                <w:b w:val="false"/>
+                <w:bCs w:val="false"/>
+                <w:sz w:val="18"/>
+                <w:szCs w:val="18"/>
+              </w:rPr>
+              <w:t xml:space="preserve">Diversify the loan book further and reapply for a universal-bank licence</w:t>
+            </w:r>
+          </w:p>
+        </w:tc>
+        <w:tc>
+          <w:tcPr>
+            <w:tcW w:type="dxa" w:w="2400"/>
+          </w:tcPr>
+          <w:p>
+            <w:r>
+              <w:rPr>
+                <w:b w:val="false"/>
+                <w:bCs w:val="false"/>
+                <w:sz w:val="18"/>
+                <w:szCs w:val="18"/>
+              </w:rPr>
+              <w:t xml:space="preserve">secured share 49.4%; RBI returned the first application Sep 2026</w:t>
+            </w:r>
+          </w:p>
+        </w:tc>
+        <w:tc>
+          <w:tcPr>
+            <w:tcW w:type="dxa" w:w="900"/>
+          </w:tcPr>
+          <w:p>
+            <w:r>
+              <w:rPr>
+                <w:b w:val="false"/>
+                <w:bCs w:val="false"/>
+                <w:sz w:val="18"/>
+                <w:szCs w:val="18"/>
+              </w:rPr>
+              <w:t xml:space="preserve">beyond</w:t>
+            </w:r>
+          </w:p>
+        </w:tc>
+        <w:tc>
+          <w:tcPr>
+            <w:tcW w:type="dxa" w:w="1200"/>
+          </w:tcPr>
+          <w:p>
+            <w:r>
+              <w:rPr>
+                <w:b w:val="false"/>
+                <w:bCs w:val="false"/>
+                <w:sz w:val="18"/>
+                <w:szCs w:val="18"/>
+              </w:rPr>
+              <w:t xml:space="preserve">expectation</w:t>
+            </w:r>
+          </w:p>
+        </w:tc>
+        <w:tc>
+          <w:tcPr>
+            <w:tcW w:type="dxa" w:w="800"/>
+          </w:tcPr>
+          <w:p>
+            <w:r>
+              <w:rPr>
+                <w:b w:val="false"/>
+                <w:bCs w:val="false"/>
+                <w:sz w:val="18"/>
+                <w:szCs w:val="18"/>
+              </w:rPr>
+              <w:t xml:space="preserve"/>
+            </w:r>
+          </w:p>
+        </w:tc>
+      </w:tr>
+    </w:tbl>
+    <w:p>
+      <w:pPr>
+        <w:spacing w:after="60" w:before="120"/>
+      </w:pPr>
+      <w:r>
+        <w:rPr>
+          <w:b/>
+          <w:bCs/>
+          <w:sz w:val="20"/>
+          <w:szCs w:val="20"/>
+        </w:rPr>
+        <w:t xml:space="preserve">Earnings chain: </w:t>
+      </w:r>
+      <w:r>
+        <w:rPr>
+          <w:b w:val="false"/>
+          <w:bCs w:val="false"/>
+          <w:sz w:val="20"/>
+          <w:szCs w:val="20"/>
+        </w:rPr>
+        <w:t xml:space="preserve">advances growth ~25% + secured mix shift</w:t>
+      </w:r>
+      <w:r>
+        <w:rPr>
+          <w:color w:val="666666"/>
+          <w:sz w:val="20"/>
+          <w:szCs w:val="20"/>
+        </w:rPr>
+        <w:t xml:space="preserve"> → </w:t>
+      </w:r>
+      <w:r>
+        <w:rPr>
+          <w:b w:val="false"/>
+          <w:bCs w:val="false"/>
+          <w:sz w:val="20"/>
+          <w:szCs w:val="20"/>
+        </w:rPr>
+        <w:t xml:space="preserve">NII growth (NIM ~8.5%, compressing over time)</w:t>
+      </w:r>
+      <w:r>
+        <w:rPr>
+          <w:color w:val="666666"/>
+          <w:sz w:val="20"/>
+          <w:szCs w:val="20"/>
+        </w:rPr>
+        <w:t xml:space="preserve"> → </w:t>
+      </w:r>
+      <w:r>
+        <w:rPr>
+          <w:b/>
+          <w:bCs/>
+          <w:color w:val="A32020"/>
+          <w:sz w:val="20"/>
+          <w:szCs w:val="20"/>
+        </w:rPr>
+        <w:t xml:space="preserve">credit cost normalisation (0.9-1.0%)</w:t>
+      </w:r>
+      <w:r>
+        <w:rPr>
+          <w:color w:val="666666"/>
+          <w:sz w:val="20"/>
+          <w:szCs w:val="20"/>
+        </w:rPr>
+        <w:t xml:space="preserve"> → </w:t>
+      </w:r>
+      <w:r>
+        <w:rPr>
+          <w:b w:val="false"/>
+          <w:bCs w:val="false"/>
+          <w:sz w:val="20"/>
+          <w:szCs w:val="20"/>
+        </w:rPr>
+        <w:t xml:space="preserve">operating leverage</w:t>
+      </w:r>
+      <w:r>
+        <w:rPr>
+          <w:color w:val="666666"/>
+          <w:sz w:val="20"/>
+          <w:szCs w:val="20"/>
+        </w:rPr>
+        <w:t xml:space="preserve"> → </w:t>
+      </w:r>
+      <w:r>
+        <w:rPr>
+          <w:b w:val="false"/>
+          <w:bCs w:val="false"/>
+          <w:sz w:val="20"/>
+          <w:szCs w:val="20"/>
+        </w:rPr>
+        <w:t xml:space="preserve">PAT / RoA ~2%</w:t>
+      </w:r>
+      <w:r>
+        <w:rPr>
+          <w:color w:val="666666"/>
+          <w:sz w:val="20"/>
+          <w:szCs w:val="20"/>
+        </w:rPr>
+        <w:t xml:space="preserve"> → </w:t>
+      </w:r>
+      <w:r>
+        <w:rPr>
+          <w:b w:val="false"/>
+          <w:bCs w:val="false"/>
+          <w:sz w:val="20"/>
+          <w:szCs w:val="20"/>
+        </w:rPr>
+        <w:t xml:space="preserve">book value compounding</w:t>
+      </w:r>
+      <w:r>
+        <w:rPr>
+          <w:color w:val="666666"/>
+          <w:sz w:val="20"/>
+          <w:szCs w:val="20"/>
+        </w:rPr>
+        <w:t xml:space="preserve"> → </w:t>
+      </w:r>
+      <w:r>
+        <w:rPr>
+          <w:b w:val="false"/>
+          <w:bCs w:val="false"/>
+          <w:sz w:val="20"/>
+          <w:szCs w:val="20"/>
+        </w:rPr>
+        <w:t xml:space="preserve">re-rating on RoA durability + universal-licence optionality</w:t>
+      </w:r>
+    </w:p>
+    <w:p>
+      <w:pPr>
+        <w:spacing w:after="120"/>
+      </w:pPr>
+      <w:r>
+        <w:rPr>
+          <w:color w:val="666666"/>
+          <w:sz w:val="18"/>
+          <w:szCs w:val="18"/>
+        </w:rPr>
+        <w:t xml:space="preserve">Bottleneck link: credit cost normalisation (0.9-1.0%).</w:t>
+      </w:r>
+    </w:p>
+    <w:p>
+      <w:pPr>
+        <w:spacing w:after="120"/>
+      </w:pPr>
+      <w:r>
+        <w:rPr>
+          <w:color w:val="666666"/>
+          <w:sz w:val="18"/>
+          <w:szCs w:val="18"/>
+        </w:rPr>
+        <w:t xml:space="preserve">Operating leverage: yes - PAT +207% YoY on NII +38.6% as credit cost fell; leverage is real but base-effect-amplified</w:t>
+      </w:r>
+    </w:p>
+    <w:p>
+      <w:pPr>
+        <w:spacing w:after="120"/>
+      </w:pPr>
+      <w:r>
+        <w:rPr>
+          <w:color w:val="666666"/>
+          <w:sz w:val="18"/>
+          <w:szCs w:val="18"/>
+        </w:rPr>
+        <w:t xml:space="preserve">Evidenced: advances growth ~25% + secured mix shift; NII growth (NIM ~8.5%, compressing over time); credit cost normalisation (0.9-1.0%); operating leverage; PAT / RoA ~2%. Still assumed: book value compounding; re-rating on RoA durability + universal-licence optionality.</w:t>
+      </w:r>
+    </w:p>
+    <w:p>
+      <w:pPr>
+        <w:spacing w:after="120"/>
+      </w:pPr>
+      <w:r>
+        <w:rPr>
+          <w:b/>
+          <w:bCs/>
+          <w:sz w:val="20"/>
+          <w:szCs w:val="20"/>
+        </w:rPr>
+        <w:t xml:space="preserve">Market expectation vs. our path:</w:t>
+      </w:r>
+    </w:p>
+    <w:tbl>
+      <w:tblPr>
+        <w:tblW w:type="dxa" w:w="9000"/>
+        <w:tblBorders>
+          <w:top w:val="single" w:color="auto" w:sz="4"/>
+          <w:left w:val="single" w:color="auto" w:sz="4"/>
+          <w:bottom w:val="single" w:color="auto" w:sz="4"/>
+          <w:right w:val="single" w:color="auto" w:sz="4"/>
+          <w:insideH w:val="single" w:color="auto" w:sz="4"/>
+          <w:insideV w:val="single" w:color="auto" w:sz="4"/>
+        </w:tblBorders>
+      </w:tblPr>
+      <w:tblGrid>
+        <w:gridCol w:w="3200"/>
+        <w:gridCol w:w="5800"/>
+      </w:tblGrid>
+      <w:tr>
+        <w:tc>
+          <w:tcPr>
+            <w:tcW w:type="dxa" w:w="3200"/>
+            <w:shd w:fill="F2F2F2" w:val="clear"/>
+          </w:tcPr>
+          <w:p>
+            <w:r>
+              <w:rPr>
+                <w:b/>
+                <w:bCs/>
+              </w:rPr>
+              <w:t xml:space="preserve">As of</w:t>
+            </w:r>
+          </w:p>
+        </w:tc>
+        <w:tc>
+          <w:tcPr>
+            <w:tcW w:type="dxa" w:w="5800"/>
+          </w:tcPr>
+          <w:p>
+            <w:r>
+              <w:t xml:space="preserve">2026-09-08</w:t>
+            </w:r>
+          </w:p>
+        </w:tc>
+      </w:tr>
+      <w:tr>
+        <w:tc>
+          <w:tcPr>
+            <w:tcW w:type="dxa" w:w="3200"/>
+            <w:shd w:fill="F2F2F2" w:val="clear"/>
+          </w:tcPr>
+          <w:p>
+            <w:r>
+              <w:rPr>
+                <w:b/>
+                <w:bCs/>
+              </w:rPr>
+              <w:t xml:space="preserve">Price / multiple</w:t>
+            </w:r>
+          </w:p>
+        </w:tc>
+        <w:tc>
+          <w:tcPr>
+            <w:tcW w:type="dxa" w:w="5800"/>
+          </w:tcPr>
+          <w:p>
+            <w:r>
+              <w:t xml:space="preserve">Rs 64.9 · 13.9x P/E</w:t>
+            </w:r>
+          </w:p>
+        </w:tc>
+      </w:tr>
+      <w:tr>
+        <w:tc>
+          <w:tcPr>
+            <w:tcW w:type="dxa" w:w="3200"/>
+            <w:shd w:fill="F2F2F2" w:val="clear"/>
+          </w:tcPr>
+          <w:p>
+            <w:r>
+              <w:rPr>
+                <w:b/>
+                <w:bCs/>
+              </w:rPr>
+              <w:t xml:space="preserve">Right valuation lens</w:t>
+            </w:r>
+          </w:p>
+        </w:tc>
+        <w:tc>
+          <w:tcPr>
+            <w:tcW w:type="dxa" w:w="5800"/>
+          </w:tcPr>
+          <w:p>
+            <w:r>
+              <w:t xml:space="preserve">P/B</w:t>
+            </w:r>
+          </w:p>
+        </w:tc>
+      </w:tr>
+      <w:tr>
+        <w:tc>
+          <w:tcPr>
+            <w:tcW w:type="dxa" w:w="3200"/>
+            <w:shd w:fill="F2F2F2" w:val="clear"/>
+          </w:tcPr>
+          <w:p>
+            <w:r>
+              <w:rPr>
+                <w:b/>
+                <w:bCs/>
+              </w:rPr>
+              <w:t xml:space="preserve">Price implies</w:t>
+            </w:r>
+          </w:p>
+        </w:tc>
+        <w:tc>
+          <w:tcPr>
+            <w:tcW w:type="dxa" w:w="5800"/>
+          </w:tcPr>
+          <w:p>
+            <w:r>
+              <w:t xml:space="preserve">~1.85x book for an ~18% RoE bank implies the market expects RoE to fade toward ~14-15% through-cycle (fair value ~1.8-2.2x book at a ~13-14% cost of equity); the price is not demanding but is not pricing sustained 18%+ RoE either</w:t>
+            </w:r>
+          </w:p>
+        </w:tc>
+      </w:tr>
+      <w:tr>
+        <w:tc>
+          <w:tcPr>
+            <w:tcW w:type="dxa" w:w="3200"/>
+            <w:shd w:fill="F2F2F2" w:val="clear"/>
+          </w:tcPr>
+          <w:p>
+            <w:r>
+              <w:rPr>
+                <w:b/>
+                <w:bCs/>
+              </w:rPr>
+              <w:t xml:space="preserve">Our FY27</w:t>
+            </w:r>
+          </w:p>
+        </w:tc>
+        <w:tc>
+          <w:tcPr>
+            <w:tcW w:type="dxa" w:w="5800"/>
+          </w:tcPr>
+          <w:p>
+            <w:r>
+              <w:t xml:space="preserve">PAT Rs 1,150-1,300 Cr (RoA ~1.9-2.1%), advances +25%, book value +~15-18% pre-QIP</w:t>
+            </w:r>
+          </w:p>
+        </w:tc>
+      </w:tr>
+      <w:tr>
+        <w:tc>
+          <w:tcPr>
+            <w:tcW w:type="dxa" w:w="3200"/>
+            <w:shd w:fill="F2F2F2" w:val="clear"/>
+          </w:tcPr>
+          <w:p>
+            <w:r>
+              <w:rPr>
+                <w:b/>
+                <w:bCs/>
+              </w:rPr>
+              <w:t xml:space="preserve">Our FY28</w:t>
+            </w:r>
+          </w:p>
+        </w:tc>
+        <w:tc>
+          <w:tcPr>
+            <w:tcW w:type="dxa" w:w="5800"/>
+          </w:tcPr>
+          <w:p>
+            <w:r>
+              <w:t xml:space="preserve">PAT Rs 1,350-1,550 Cr if RoA holds ~1.8%; materially higher only if the universal licence and a NIM/mix sweet spot both land</w:t>
+            </w:r>
+          </w:p>
+        </w:tc>
+      </w:tr>
+      <w:tr>
+        <w:tc>
+          <w:tcPr>
+            <w:tcW w:type="dxa" w:w="3200"/>
+            <w:shd w:fill="F2F2F2" w:val="clear"/>
+          </w:tcPr>
+          <w:p>
+            <w:r>
+              <w:rPr>
+                <w:b/>
+                <w:bCs/>
+              </w:rPr>
+              <w:t xml:space="preserve">Gap direction</w:t>
+            </w:r>
+          </w:p>
+        </w:tc>
+        <w:tc>
+          <w:tcPr>
+            <w:tcW w:type="dxa" w:w="5800"/>
+          </w:tcPr>
+          <w:p>
+            <w:r>
+              <w:t xml:space="preserve">partially-priced</w:t>
+            </w:r>
+          </w:p>
+        </w:tc>
+      </w:tr>
+      <w:tr>
+        <w:tc>
+          <w:tcPr>
+            <w:tcW w:type="dxa" w:w="3200"/>
+            <w:shd w:fill="F2F2F2" w:val="clear"/>
+          </w:tcPr>
+          <w:p>
+            <w:r>
+              <w:rPr>
+                <w:b/>
+                <w:bCs/>
+              </w:rPr>
+              <w:t xml:space="preserve">Gap type</w:t>
+            </w:r>
+          </w:p>
+        </w:tc>
+        <w:tc>
+          <w:tcPr>
+            <w:tcW w:type="dxa" w:w="5800"/>
+          </w:tcPr>
+          <w:p>
+            <w:r>
+              <w:t xml:space="preserve">duration</w:t>
+            </w:r>
+          </w:p>
+        </w:tc>
+      </w:tr>
+      <w:tr>
+        <w:tc>
+          <w:tcPr>
+            <w:tcW w:type="dxa" w:w="3200"/>
+            <w:shd w:fill="F2F2F2" w:val="clear"/>
+          </w:tcPr>
+          <w:p>
+            <w:r>
+              <w:rPr>
+                <w:b/>
+                <w:bCs/>
+              </w:rPr>
+              <w:t xml:space="preserve">Gap magnitude</w:t>
+            </w:r>
+          </w:p>
+        </w:tc>
+        <w:tc>
+          <w:tcPr>
+            <w:tcW w:type="dxa" w:w="5800"/>
+          </w:tcPr>
+          <w:p>
+            <w:r>
+              <w:t xml:space="preserve">not estimable</w:t>
+            </w:r>
+          </w:p>
+        </w:tc>
+      </w:tr>
+      <w:tr>
+        <w:tc>
+          <w:tcPr>
+            <w:tcW w:type="dxa" w:w="3200"/>
+            <w:shd w:fill="F2F2F2" w:val="clear"/>
+          </w:tcPr>
+          <w:p>
+            <w:r>
+              <w:rPr>
+                <w:b/>
+                <w:bCs/>
+              </w:rPr>
+              <w:t xml:space="preserve">Gap basis</w:t>
+            </w:r>
+          </w:p>
+        </w:tc>
+        <w:tc>
+          <w:tcPr>
+            <w:tcW w:type="dxa" w:w="5800"/>
+          </w:tcPr>
+          <w:p>
+            <w:r>
+              <w:t xml:space="preserve">the recovery in RoA is partly in the ~1.85x multiple; upside is durability of ~2% RoA plus universal-licence optionality, downside is NIM compression and cyclicality - roughly balanced, no 10x in it</w:t>
+            </w:r>
+          </w:p>
+        </w:tc>
+      </w:tr>
+      <w:tr>
+        <w:tc>
+          <w:tcPr>
+            <w:tcW w:type="dxa" w:w="3200"/>
+            <w:shd w:fill="F2F2F2" w:val="clear"/>
+          </w:tcPr>
+          <w:p>
+            <w:r>
+              <w:rPr>
+                <w:b/>
+                <w:bCs/>
+              </w:rPr>
+              <w:t xml:space="preserve">Evidence quality</w:t>
+            </w:r>
+          </w:p>
+        </w:tc>
+        <w:tc>
+          <w:tcPr>
+            <w:tcW w:type="dxa" w:w="5800"/>
+          </w:tcPr>
+          <w:p>
+            <w:r>
+              <w:t xml:space="preserve">moderate</w:t>
+            </w:r>
+          </w:p>
+        </w:tc>
+      </w:tr>
+    </w:tbl>
+    <w:p>
+      <w:pPr>
+        <w:spacing w:after="120"/>
+      </w:pPr>
+      <w:r>
+        <w:rPr>
+          <w:i/>
+          <w:iCs/>
+          <w:color w:val="666666"/>
+          <w:sz w:val="16"/>
+          <w:szCs w:val="16"/>
+        </w:rPr>
+        <w:t xml:space="preserve">no broker consensus; implied path is a reverse-P/E estimate + screener.in forward figures + VP thread view</w:t>
+      </w:r>
+    </w:p>
+    <w:p>
+      <w:pPr>
+        <w:spacing w:after="120" w:before="120"/>
+      </w:pPr>
+      <w:r>
+        <w:rPr>
+          <w:b/>
+          <w:bCs/>
+          <w:sz w:val="20"/>
+          <w:szCs w:val="20"/>
+        </w:rPr>
+        <w:t xml:space="preserve">Catalyst: </w:t>
+      </w:r>
+      <w:r>
+        <w:rPr>
+          <w:sz w:val="20"/>
+          <w:szCs w:val="20"/>
+        </w:rPr>
+        <w:t xml:space="preserve">Two-three more quarters holding ~2% RoA through-cycle, secured mix past ~55%, and a fresh universal-bank-licence application accepted for RBI review</w:t>
+      </w:r>
+      <w:r>
+        <w:rPr>
+          <w:color w:val="666666"/>
+          <w:sz w:val="18"/>
+          <w:szCs w:val="18"/>
+        </w:rPr>
+        <w:t xml:space="preserve"> (window ~12M from 2026-09-08; undated; evidence med; pending)</w:t>
       </w:r>
     </w:p>
     <w:p>
@@ -368,7 +1928,7 @@
         <w:spacing w:after="120" w:before="280"/>
       </w:pPr>
       <w:r>
-        <w:t xml:space="preserve">BSE Corporate Actions / Other Red Flags</w:t>
+        <w:t xml:space="preserve">Ishmohit-Lens Checks (value chain · earnings quality · growth trajectory · management · quality metrics · track record · global-signal check)</w:t>
       </w:r>
     </w:p>
     <w:p>
@@ -376,7 +1936,540 @@
         <w:spacing w:after="120"/>
       </w:pPr>
       <w:r>
-        <w:t xml:space="preserve">No SEBI/regulatory action found. Promoter-holding trend not found in this pass — flag for a deeper look on a future revisit rather than assume.</w:t>
+        <w:rPr>
+          <w:i/>
+          <w:iCs/>
+          <w:color w:val="666666"/>
+          <w:sz w:val="18"/>
+          <w:szCs w:val="18"/>
+        </w:rPr>
+        <w:t xml:space="preserve">Extra checks drawn from @ishmohit1 / SOIC methodology (playbook/ishmohit-soic-style.md): where the company sits in its value chain and what the supply side is doing, whether a margin/PAT inflection is structural or a cyclical peak, the rate-of-change of growth vs. what the multiple demands, and management quality as a positive attribute.</w:t>
+      </w:r>
+    </w:p>
+    <w:p>
+      <w:pPr>
+        <w:spacing w:after="60" w:before="120"/>
+      </w:pPr>
+      <w:r>
+        <w:rPr>
+          <w:b/>
+          <w:bCs/>
+          <w:sz w:val="20"/>
+          <w:szCs w:val="20"/>
+        </w:rPr>
+        <w:t xml:space="preserve">Earnings quality: </w:t>
+      </w:r>
+      <w:r>
+        <w:rPr>
+          <w:sz w:val="20"/>
+          <w:szCs w:val="20"/>
+        </w:rPr>
+        <w:t xml:space="preserve">margin driver cyclical</w:t>
+      </w:r>
+      <w:r>
+        <w:rPr>
+          <w:b/>
+          <w:bCs/>
+          <w:color w:val="A32020"/>
+          <w:sz w:val="20"/>
+          <w:szCs w:val="20"/>
+        </w:rPr>
+        <w:t xml:space="preserve">  — PEAK-MARGIN RISK: do not capitalise current margins</w:t>
+      </w:r>
+    </w:p>
+    <w:p>
+      <w:pPr>
+        <w:spacing w:after="120"/>
+      </w:pPr>
+      <w:r>
+        <w:rPr>
+          <w:color w:val="666666"/>
+          <w:sz w:val="18"/>
+          <w:szCs w:val="18"/>
+        </w:rPr>
+        <w:t xml:space="preserve">Drivers: credit-cost normalisation off the FY25 microfinance stress (the dominant swing factor in PAT +207%); high NIM (~8.5%) on the microfinance-heritage yield mix; operating leverage as the book scales.</w:t>
+      </w:r>
+    </w:p>
+    <w:p>
+      <w:pPr>
+        <w:spacing w:after="120"/>
+      </w:pPr>
+      <w:r>
+        <w:rPr>
+          <w:color w:val="666666"/>
+          <w:sz w:val="18"/>
+          <w:szCs w:val="18"/>
+        </w:rPr>
+        <w:t xml:space="preserve">Q1 FY27 RoA of 2.2% and NIM of 8.5% are cycle-high: credit cost is near a trough and NIM is elevated on the still-large unsecured/MFI book. As the secured share rises past 50% and credit cost normalises to the guided ~1%, a through-cycle RoA closer to 1.6-1.8% and NIM in the mid-7s is the defensible base.</w:t>
+      </w:r>
+    </w:p>
+    <w:p>
+      <w:pPr>
+        <w:spacing w:after="60" w:before="120"/>
+      </w:pPr>
+      <w:r>
+        <w:rPr>
+          <w:b/>
+          <w:bCs/>
+          <w:sz w:val="20"/>
+          <w:szCs w:val="20"/>
+        </w:rPr>
+        <w:t xml:space="preserve">Growth trajectory: </w:t>
+      </w:r>
+      <w:r>
+        <w:rPr>
+          <w:b w:val="false"/>
+          <w:bCs w:val="false"/>
+          <w:sz w:val="20"/>
+          <w:szCs w:val="20"/>
+        </w:rPr>
+        <w:t xml:space="preserve">YoY growth rate is accelerating</w:t>
+      </w:r>
+    </w:p>
+    <w:p>
+      <w:pPr>
+        <w:spacing w:after="120"/>
+      </w:pPr>
+      <w:r>
+        <w:rPr>
+          <w:color w:val="666666"/>
+          <w:sz w:val="18"/>
+          <w:szCs w:val="18"/>
+        </w:rPr>
+        <w:t xml:space="preserve">PAT YoY: FY25 depressed, Q4 FY26 ~+3x, Q1 FY27 +206.7%; NII YoY: Q4 FY26 +27%, Q1 FY27 +38.6%; advances ~+25-27%. Acceleration is real but amplified by a weak FY25/early-FY26 base; the underlying RoA (~2%) is the durable signal.</w:t>
+      </w:r>
+    </w:p>
+    <w:p>
+      <w:pPr>
+        <w:spacing w:after="120"/>
+      </w:pPr>
+      <w:r>
+        <w:rPr>
+          <w:color w:val="666666"/>
+          <w:sz w:val="18"/>
+          <w:szCs w:val="18"/>
+        </w:rPr>
+        <w:t xml:space="preserve">Reverse P/E: At ~1.85x book the multiple prices RoE fading toward ~14-15%; if RoA holds ~2% (RoE ~18%) the stock can re-rate to ~2.3-2.6x book plus book growth - a plausible 1.5-2.5x over 2-3 years, not a 10x.</w:t>
+      </w:r>
+    </w:p>
+    <w:p>
+      <w:pPr>
+        <w:spacing w:after="120"/>
+      </w:pPr>
+      <w:r>
+        <w:rPr>
+          <w:b/>
+          <w:bCs/>
+          <w:sz w:val="20"/>
+          <w:szCs w:val="20"/>
+        </w:rPr>
+        <w:t xml:space="preserve">Management quality (TVGP's "P"):</w:t>
+      </w:r>
+    </w:p>
+    <w:tbl>
+      <w:tblPr>
+        <w:tblW w:type="dxa" w:w="9000"/>
+        <w:tblBorders>
+          <w:top w:val="single" w:color="auto" w:sz="4"/>
+          <w:left w:val="single" w:color="auto" w:sz="4"/>
+          <w:bottom w:val="single" w:color="auto" w:sz="4"/>
+          <w:right w:val="single" w:color="auto" w:sz="4"/>
+          <w:insideH w:val="single" w:color="auto" w:sz="4"/>
+          <w:insideV w:val="single" w:color="auto" w:sz="4"/>
+        </w:tblBorders>
+      </w:tblPr>
+      <w:tblGrid>
+        <w:gridCol w:w="3200"/>
+        <w:gridCol w:w="5800"/>
+      </w:tblGrid>
+      <w:tr>
+        <w:tc>
+          <w:tcPr>
+            <w:tcW w:type="dxa" w:w="3200"/>
+            <w:shd w:fill="F2F2F2" w:val="clear"/>
+          </w:tcPr>
+          <w:p>
+            <w:r>
+              <w:rPr>
+                <w:b/>
+                <w:bCs/>
+              </w:rPr>
+              <w:t xml:space="preserve">Assessment</w:t>
+            </w:r>
+          </w:p>
+        </w:tc>
+        <w:tc>
+          <w:tcPr>
+            <w:tcW w:type="dxa" w:w="5800"/>
+          </w:tcPr>
+          <w:p>
+            <w:r>
+              <w:t xml:space="preserve">positive</w:t>
+            </w:r>
+          </w:p>
+        </w:tc>
+      </w:tr>
+      <w:tr>
+        <w:tc>
+          <w:tcPr>
+            <w:tcW w:type="dxa" w:w="3200"/>
+            <w:shd w:fill="F2F2F2" w:val="clear"/>
+          </w:tcPr>
+          <w:p>
+            <w:r>
+              <w:rPr>
+                <w:b/>
+                <w:bCs/>
+              </w:rPr>
+              <w:t xml:space="preserve">Capital allocation</w:t>
+            </w:r>
+          </w:p>
+        </w:tc>
+        <w:tc>
+          <w:tcPr>
+            <w:tcW w:type="dxa" w:w="5800"/>
+          </w:tcPr>
+          <w:p>
+            <w:r>
+              <w:t xml:space="preserve">Reinvesting all earnings into book growth (no dividend); shifting mix to secured to de-risk; augmenting capital via a Rs 2,000 Cr QIP. Post the 2025 reverse merger the bank is promoter-less and professionally board-run. Guidance has been raised and beaten through the recovery. (neutral)</w:t>
+            </w:r>
+          </w:p>
+        </w:tc>
+      </w:tr>
+      <w:tr>
+        <w:tc>
+          <w:tcPr>
+            <w:tcW w:type="dxa" w:w="3200"/>
+            <w:shd w:fill="F2F2F2" w:val="clear"/>
+          </w:tcPr>
+          <w:p>
+            <w:r>
+              <w:rPr>
+                <w:b/>
+                <w:bCs/>
+              </w:rPr>
+              <w:t xml:space="preserve">Related-party trend</w:t>
+            </w:r>
+          </w:p>
+        </w:tc>
+        <w:tc>
+          <w:tcPr>
+            <w:tcW w:type="dxa" w:w="5800"/>
+          </w:tcPr>
+          <w:p>
+            <w:r>
+              <w:t xml:space="preserve">clean</w:t>
+            </w:r>
+          </w:p>
+        </w:tc>
+      </w:tr>
+      <w:tr>
+        <w:tc>
+          <w:tcPr>
+            <w:tcW w:type="dxa" w:w="3200"/>
+            <w:shd w:fill="F2F2F2" w:val="clear"/>
+          </w:tcPr>
+          <w:p>
+            <w:r>
+              <w:rPr>
+                <w:b/>
+                <w:bCs/>
+              </w:rPr>
+              <w:t xml:space="preserve">Guidance credibility</w:t>
+            </w:r>
+          </w:p>
+        </w:tc>
+        <w:tc>
+          <w:tcPr>
+            <w:tcW w:type="dxa" w:w="5800"/>
+          </w:tcPr>
+          <w:p>
+            <w:r>
+              <w:t xml:space="preserve">reliable</w:t>
+            </w:r>
+          </w:p>
+        </w:tc>
+      </w:tr>
+      <w:tr>
+        <w:tc>
+          <w:tcPr>
+            <w:tcW w:type="dxa" w:w="3200"/>
+            <w:shd w:fill="F2F2F2" w:val="clear"/>
+          </w:tcPr>
+          <w:p>
+            <w:r>
+              <w:rPr>
+                <w:b/>
+                <w:bCs/>
+              </w:rPr>
+              <w:t xml:space="preserve">Shareholder returns</w:t>
+            </w:r>
+          </w:p>
+        </w:tc>
+        <w:tc>
+          <w:tcPr>
+            <w:tcW w:type="dxa" w:w="5800"/>
+          </w:tcPr>
+          <w:p>
+            <w:r>
+              <w:t xml:space="preserve">none</w:t>
+            </w:r>
+          </w:p>
+        </w:tc>
+      </w:tr>
+      <w:tr>
+        <w:tc>
+          <w:tcPr>
+            <w:tcW w:type="dxa" w:w="3200"/>
+            <w:shd w:fill="F2F2F2" w:val="clear"/>
+          </w:tcPr>
+          <w:p>
+            <w:r>
+              <w:rPr>
+                <w:b/>
+                <w:bCs/>
+              </w:rPr>
+              <w:t xml:space="preserve">Capability ladder / VAP</w:t>
+            </w:r>
+          </w:p>
+        </w:tc>
+        <w:tc>
+          <w:tcPr>
+            <w:tcW w:type="dxa" w:w="5800"/>
+          </w:tcPr>
+          <w:p>
+            <w:r>
+              <w:t xml:space="preserve">Moving up from a monoline microfinance lender toward a diversified secured-retail + MSME bank; universal-bank-licence ambition</w:t>
+            </w:r>
+          </w:p>
+        </w:tc>
+      </w:tr>
+    </w:tbl>
+    <w:p>
+      <w:pPr>
+        <w:spacing w:after="120"/>
+      </w:pPr>
+      <w:r>
+        <w:rPr>
+          <w:b/>
+          <w:bCs/>
+          <w:sz w:val="20"/>
+          <w:szCs w:val="20"/>
+        </w:rPr>
+        <w:t xml:space="preserve">Quality metrics (ROCE · debt · FCF · margin · capex):</w:t>
+      </w:r>
+    </w:p>
+    <w:tbl>
+      <w:tblPr>
+        <w:tblW w:type="dxa" w:w="9000"/>
+        <w:tblBorders>
+          <w:top w:val="single" w:color="auto" w:sz="4"/>
+          <w:left w:val="single" w:color="auto" w:sz="4"/>
+          <w:bottom w:val="single" w:color="auto" w:sz="4"/>
+          <w:right w:val="single" w:color="auto" w:sz="4"/>
+          <w:insideH w:val="single" w:color="auto" w:sz="4"/>
+          <w:insideV w:val="single" w:color="auto" w:sz="4"/>
+        </w:tblBorders>
+      </w:tblPr>
+      <w:tblGrid>
+        <w:gridCol w:w="3200"/>
+        <w:gridCol w:w="5800"/>
+      </w:tblGrid>
+      <w:tr>
+        <w:tc>
+          <w:tcPr>
+            <w:tcW w:type="dxa" w:w="3200"/>
+            <w:shd w:fill="F2F2F2" w:val="clear"/>
+          </w:tcPr>
+          <w:p>
+            <w:r>
+              <w:rPr>
+                <w:b/>
+                <w:bCs/>
+              </w:rPr>
+              <w:t xml:space="preserve">Assessment</w:t>
+            </w:r>
+          </w:p>
+        </w:tc>
+        <w:tc>
+          <w:tcPr>
+            <w:tcW w:type="dxa" w:w="5800"/>
+          </w:tcPr>
+          <w:p>
+            <w:r>
+              <w:t xml:space="preserve">neutral</w:t>
+            </w:r>
+          </w:p>
+        </w:tc>
+      </w:tr>
+      <w:tr>
+        <w:tc>
+          <w:tcPr>
+            <w:tcW w:type="dxa" w:w="3200"/>
+            <w:shd w:fill="F2F2F2" w:val="clear"/>
+          </w:tcPr>
+          <w:p>
+            <w:r>
+              <w:rPr>
+                <w:b/>
+                <w:bCs/>
+              </w:rPr>
+              <w:t xml:space="preserve">ROCE</w:t>
+            </w:r>
+          </w:p>
+        </w:tc>
+        <w:tc>
+          <w:tcPr>
+            <w:tcW w:type="dxa" w:w="5800"/>
+          </w:tcPr>
+          <w:p>
+            <w:r>
+              <w:t xml:space="preserve">—</w:t>
+            </w:r>
+          </w:p>
+        </w:tc>
+      </w:tr>
+      <w:tr>
+        <w:tc>
+          <w:tcPr>
+            <w:tcW w:type="dxa" w:w="3200"/>
+            <w:shd w:fill="F2F2F2" w:val="clear"/>
+          </w:tcPr>
+          <w:p>
+            <w:r>
+              <w:rPr>
+                <w:b/>
+                <w:bCs/>
+              </w:rPr>
+              <w:t xml:space="preserve">Leverage</w:t>
+            </w:r>
+          </w:p>
+        </w:tc>
+        <w:tc>
+          <w:tcPr>
+            <w:tcW w:type="dxa" w:w="5800"/>
+          </w:tcPr>
+          <w:p>
+            <w:r>
+              <w:t xml:space="preserve">—</w:t>
+            </w:r>
+          </w:p>
+        </w:tc>
+      </w:tr>
+      <w:tr>
+        <w:tc>
+          <w:tcPr>
+            <w:tcW w:type="dxa" w:w="3200"/>
+            <w:shd w:fill="F2F2F2" w:val="clear"/>
+          </w:tcPr>
+          <w:p>
+            <w:r>
+              <w:rPr>
+                <w:b/>
+                <w:bCs/>
+              </w:rPr>
+              <w:t xml:space="preserve">FCF conversion</w:t>
+            </w:r>
+          </w:p>
+        </w:tc>
+        <w:tc>
+          <w:tcPr>
+            <w:tcW w:type="dxa" w:w="5800"/>
+          </w:tcPr>
+          <w:p>
+            <w:r>
+              <w:t xml:space="preserve">—</w:t>
+            </w:r>
+          </w:p>
+        </w:tc>
+      </w:tr>
+      <w:tr>
+        <w:tc>
+          <w:tcPr>
+            <w:tcW w:type="dxa" w:w="3200"/>
+            <w:shd w:fill="F2F2F2" w:val="clear"/>
+          </w:tcPr>
+          <w:p>
+            <w:r>
+              <w:rPr>
+                <w:b/>
+                <w:bCs/>
+              </w:rPr>
+              <w:t xml:space="preserve">Margin trend</w:t>
+            </w:r>
+          </w:p>
+        </w:tc>
+        <w:tc>
+          <w:tcPr>
+            <w:tcW w:type="dxa" w:w="5800"/>
+          </w:tcPr>
+          <w:p>
+            <w:r>
+              <w:t xml:space="preserve">expanding</w:t>
+            </w:r>
+          </w:p>
+        </w:tc>
+      </w:tr>
+      <w:tr>
+        <w:tc>
+          <w:tcPr>
+            <w:tcW w:type="dxa" w:w="3200"/>
+            <w:shd w:fill="F2F2F2" w:val="clear"/>
+          </w:tcPr>
+          <w:p>
+            <w:r>
+              <w:rPr>
+                <w:b/>
+                <w:bCs/>
+              </w:rPr>
+              <w:t xml:space="preserve">Capex efficiency</w:t>
+            </w:r>
+          </w:p>
+        </w:tc>
+        <w:tc>
+          <w:tcPr>
+            <w:tcW w:type="dxa" w:w="5800"/>
+          </w:tcPr>
+          <w:p>
+            <w:r>
+              <w:t xml:space="preserve">unclear</w:t>
+            </w:r>
+          </w:p>
+        </w:tc>
+      </w:tr>
+    </w:tbl>
+    <w:p>
+      <w:pPr>
+        <w:spacing w:after="60" w:before="120"/>
+      </w:pPr>
+      <w:r>
+        <w:rPr>
+          <w:b/>
+          <w:bCs/>
+          <w:sz w:val="20"/>
+          <w:szCs w:val="20"/>
+        </w:rPr>
+        <w:t xml:space="preserve">Track record (Coffee Can persistence check): </w:t>
+      </w:r>
+      <w:r>
+        <w:rPr>
+          <w:sz w:val="20"/>
+          <w:szCs w:val="20"/>
+        </w:rPr>
+        <w:t xml:space="preserve">cleared revenue growth ≥10% AND ROCE ≥15% in 2 of the last 5 years (consistency_score 40)</w:t>
+      </w:r>
+    </w:p>
+    <w:p>
+      <w:pPr>
+        <w:spacing w:after="120"/>
+      </w:pPr>
+      <w:r>
+        <w:rPr>
+          <w:color w:val="666666"/>
+          <w:sz w:val="18"/>
+          <w:szCs w:val="18"/>
+        </w:rPr>
+        <w:t xml:space="preserve">FY22-FY26 verifiable. FY22 was a microfinance/COVID loss year (failed). FY23 and FY24 were strong (RoE ~26-28%, advances &gt;10%) - both cleared BOTH tests. FY25 saw credit-cost stress with RoE ~14% (missed the 15% ROE bar). FY26 RoE ~14% again (missed). So 2 of 5 years cleared - the book is genuinely cyclical, which is the point of the count here.</w:t>
       </w:r>
     </w:p>
     <w:p>
@@ -385,46 +2478,15 @@
         <w:spacing w:after="120" w:before="280"/>
       </w:pPr>
       <w:r>
-        <w:t xml:space="preserve">Bull Case</w:t>
-      </w:r>
-    </w:p>
-    <w:p>
-      <w:pPr>
-        <w:pStyle w:val="ListParagraph"/>
-        <w:numPr>
-          <w:ilvl w:val="0"/>
-          <w:numId w:val="1"/>
-        </w:numPr>
-        <w:spacing w:after="60"/>
-      </w:pPr>
-      <w:r>
-        <w:t xml:space="preserve">Sharp turnaround underway: PAT +207% YoY, NII +38.6% YoY, asset quality improving off a stressed base</w:t>
-      </w:r>
-    </w:p>
-    <w:p>
-      <w:pPr>
-        <w:pStyle w:val="ListParagraph"/>
-        <w:numPr>
-          <w:ilvl w:val="0"/>
-          <w:numId w:val="1"/>
-        </w:numPr>
-        <w:spacing w:after="60"/>
-      </w:pPr>
-      <w:r>
-        <w:t xml:space="preserve">Small market cap (Rs 14,016 Cr) leaves real re-rating room if the 25% advances-growth / 1.8-2.0% RoA guidance is delivered</w:t>
-      </w:r>
-    </w:p>
-    <w:p>
-      <w:pPr>
-        <w:pStyle w:val="ListParagraph"/>
-        <w:numPr>
-          <w:ilvl w:val="0"/>
-          <w:numId w:val="1"/>
-        </w:numPr>
-        <w:spacing w:after="60"/>
-      </w:pPr>
-      <w:r>
-        <w:t xml:space="preserve">Stock already confirming the turnaround technically (near 52-week high, +64% over 1 year)</w:t>
+        <w:t xml:space="preserve">Technical Read (Weekly / Monthly MACD + Bollinger Bands, or RSI/CCI/Williams %R proxy)</w:t>
+      </w:r>
+    </w:p>
+    <w:p>
+      <w:pPr>
+        <w:spacing w:after="120"/>
+      </w:pPr>
+      <w:r>
+        <w:t xml:space="preserve">Stock near its 52-week high after a strong one-year run (+~64%); a clear uptrend as the market re-rates the post-stress recovery.</w:t>
       </w:r>
     </w:p>
     <w:p>
@@ -433,46 +2495,36 @@
         <w:spacing w:after="120" w:before="280"/>
       </w:pPr>
       <w:r>
-        <w:t xml:space="preserve">Bear Case / Key Risks</w:t>
-      </w:r>
-    </w:p>
-    <w:p>
-      <w:pPr>
-        <w:pStyle w:val="ListParagraph"/>
-        <w:numPr>
-          <w:ilvl w:val="0"/>
-          <w:numId w:val="1"/>
-        </w:numPr>
-        <w:spacing w:after="60"/>
-      </w:pPr>
-      <w:r>
-        <w:t xml:space="preserve">Small finance banks / microfinance-heritage lenders are inherently higher-risk, cyclical books — the current recovery could stall if asset quality re-deteriorates</w:t>
-      </w:r>
-    </w:p>
-    <w:p>
-      <w:pPr>
-        <w:pStyle w:val="ListParagraph"/>
-        <w:numPr>
-          <w:ilvl w:val="0"/>
-          <w:numId w:val="1"/>
-        </w:numPr>
-        <w:spacing w:after="60"/>
-      </w:pPr>
-      <w:r>
-        <w:t xml:space="preserve">A true 10x from a Rs 14,000 Cr base in 2-3 years would require sustained best-in-class execution, not just one strong quarter</w:t>
-      </w:r>
-    </w:p>
-    <w:p>
-      <w:pPr>
-        <w:pStyle w:val="ListParagraph"/>
-        <w:numPr>
-          <w:ilvl w:val="0"/>
-          <w:numId w:val="1"/>
-        </w:numPr>
-        <w:spacing w:after="60"/>
-      </w:pPr>
-      <w:r>
-        <w:t xml:space="preserve">No dividend and thin historical track record through a full credit cycle yet</w:t>
+        <w:t xml:space="preserve">ValuePickr Community Signal</w:t>
+      </w:r>
+    </w:p>
+    <w:p>
+      <w:pPr>
+        <w:spacing w:after="120"/>
+      </w:pPr>
+      <w:r>
+        <w:t xml:space="preserve">Active thread (891 posts, latest activity 2026-07-23). Latest post reports the record Q1 FY27: NII +38.6% YoY, PAT +207% YoY, improving asset quality, and 25% advances-growth / 1.8-2.0% RoA FY27 guidance.</w:t>
+      </w:r>
+    </w:p>
+    <w:p>
+      <w:pPr>
+        <w:spacing w:after="120"/>
+      </w:pPr>
+      <w:r>
+        <w:rPr>
+          <w:b/>
+          <w:bCs/>
+          <w:sz w:val="20"/>
+          <w:szCs w:val="20"/>
+        </w:rPr>
+        <w:t xml:space="preserve">High-conviction call from a top contributor: </w:t>
+      </w:r>
+      <w:r>
+        <w:rPr>
+          <w:sz w:val="20"/>
+          <w:szCs w:val="20"/>
+        </w:rPr>
+        <w:t xml:space="preserve">karanshah137 (2026-07-23, 3 loves) posted the record Q1 FY27 result summary with specific guidance figures - a reasoned, data-backed positive signal, though posts_seen=1 for this user so not yet logged as a verified repeat-conviction call. No trusted-roster users in the thread.</w:t>
       </w:r>
     </w:p>
     <w:p>
@@ -481,6 +2533,171 @@
         <w:spacing w:after="120" w:before="280"/>
       </w:pPr>
       <w:r>
+        <w:t xml:space="preserve">BSE Corporate Actions / Other Red Flags</w:t>
+      </w:r>
+    </w:p>
+    <w:p>
+      <w:pPr>
+        <w:spacing w:after="120"/>
+      </w:pPr>
+      <w:r>
+        <w:t xml:space="preserve">No SEBI/regulatory action. Promoter-less post the 2025 reverse merger with Ujjivan Financial Services (board-controlled; FIIs ~17%, DIIs ~33%, public ~50%). RBI returned the universal-bank-licence application (Sep 2026). Rs 2,000 Cr QIP announced Sep 2026.</w:t>
+      </w:r>
+    </w:p>
+    <w:p>
+      <w:pPr>
+        <w:pStyle w:val="Heading1"/>
+        <w:spacing w:after="120" w:before="280"/>
+      </w:pPr>
+      <w:r>
+        <w:t xml:space="preserve">Bull Case</w:t>
+      </w:r>
+    </w:p>
+    <w:p>
+      <w:pPr>
+        <w:pStyle w:val="ListParagraph"/>
+        <w:numPr>
+          <w:ilvl w:val="0"/>
+          <w:numId w:val="1"/>
+        </w:numPr>
+        <w:spacing w:after="60"/>
+      </w:pPr>
+      <w:r>
+        <w:t xml:space="preserve">Sharp, fast turnaround: Q1 FY27 PAT +207% YoY, NII +38.6% YoY, RoA 2.2%, RoE 18.2%, asset quality improving off a stressed base (GNPA 2.17%)</w:t>
+      </w:r>
+    </w:p>
+    <w:p>
+      <w:pPr>
+        <w:pStyle w:val="ListParagraph"/>
+        <w:numPr>
+          <w:ilvl w:val="0"/>
+          <w:numId w:val="1"/>
+        </w:numPr>
+        <w:spacing w:after="60"/>
+      </w:pPr>
+      <w:r>
+        <w:t xml:space="preserve">Undemanding valuation - ~1.85x book / ~14x P/E for an ~18% RoE bank; the recovery is only partially priced</w:t>
+      </w:r>
+    </w:p>
+    <w:p>
+      <w:pPr>
+        <w:pStyle w:val="ListParagraph"/>
+        <w:numPr>
+          <w:ilvl w:val="0"/>
+          <w:numId w:val="1"/>
+        </w:numPr>
+        <w:spacing w:after="60"/>
+      </w:pPr>
+      <w:r>
+        <w:t xml:space="preserve">Secured book now 49.4% of loans (from 43.5%) - structurally de-risking the microfinance-heritage franchise</w:t>
+      </w:r>
+    </w:p>
+    <w:p>
+      <w:pPr>
+        <w:pStyle w:val="ListParagraph"/>
+        <w:numPr>
+          <w:ilvl w:val="0"/>
+          <w:numId w:val="1"/>
+        </w:numPr>
+        <w:spacing w:after="60"/>
+      </w:pPr>
+      <w:r>
+        <w:t xml:space="preserve">Promoter-less, board-controlled structure post the 2025 reverse merger removes holdco-overhang governance issues</w:t>
+      </w:r>
+    </w:p>
+    <w:p>
+      <w:pPr>
+        <w:pStyle w:val="ListParagraph"/>
+        <w:numPr>
+          <w:ilvl w:val="0"/>
+          <w:numId w:val="1"/>
+        </w:numPr>
+        <w:spacing w:after="60"/>
+      </w:pPr>
+      <w:r>
+        <w:t xml:space="preserve">Small enough (Rs 12,600 Cr) to re-rate meaningfully (2-3x over a cycle) if the RoA guidance holds</w:t>
+      </w:r>
+    </w:p>
+    <w:p>
+      <w:pPr>
+        <w:pStyle w:val="Heading1"/>
+        <w:spacing w:after="120" w:before="280"/>
+      </w:pPr>
+      <w:r>
+        <w:t xml:space="preserve">Bear Case / Key Risks</w:t>
+      </w:r>
+    </w:p>
+    <w:p>
+      <w:pPr>
+        <w:pStyle w:val="ListParagraph"/>
+        <w:numPr>
+          <w:ilvl w:val="0"/>
+          <w:numId w:val="1"/>
+        </w:numPr>
+        <w:spacing w:after="60"/>
+      </w:pPr>
+      <w:r>
+        <w:t xml:space="preserve">A 10x-in-2-3-years from a Rs 12,600 Cr bank is not a credible mechanism - banks compound book, they do not 10x on that horizon; the return-magnitude label does not fit</w:t>
+      </w:r>
+    </w:p>
+    <w:p>
+      <w:pPr>
+        <w:pStyle w:val="ListParagraph"/>
+        <w:numPr>
+          <w:ilvl w:val="0"/>
+          <w:numId w:val="1"/>
+        </w:numPr>
+        <w:spacing w:after="60"/>
+      </w:pPr>
+      <w:r>
+        <w:t xml:space="preserve">RBI returned the universal-bank-licence application - the biggest re-rating catalyst is deferred, timeline unclear</w:t>
+      </w:r>
+    </w:p>
+    <w:p>
+      <w:pPr>
+        <w:pStyle w:val="ListParagraph"/>
+        <w:numPr>
+          <w:ilvl w:val="0"/>
+          <w:numId w:val="1"/>
+        </w:numPr>
+        <w:spacing w:after="60"/>
+      </w:pPr>
+      <w:r>
+        <w:t xml:space="preserve">Rs 2,000 Cr QIP will dilute book value per share near-term</w:t>
+      </w:r>
+    </w:p>
+    <w:p>
+      <w:pPr>
+        <w:pStyle w:val="ListParagraph"/>
+        <w:numPr>
+          <w:ilvl w:val="0"/>
+          <w:numId w:val="1"/>
+        </w:numPr>
+        <w:spacing w:after="60"/>
+      </w:pPr>
+      <w:r>
+        <w:t xml:space="preserve">Microfinance-heritage SFBs are inherently cyclical; the FY25 stress shows how fast asset quality can swing, and NIM (8.5%) will compress as the secured mix rises</w:t>
+      </w:r>
+    </w:p>
+    <w:p>
+      <w:pPr>
+        <w:pStyle w:val="ListParagraph"/>
+        <w:numPr>
+          <w:ilvl w:val="0"/>
+          <w:numId w:val="1"/>
+        </w:numPr>
+        <w:spacing w:after="60"/>
+      </w:pPr>
+      <w:r>
+        <w:t xml:space="preserve">Stock near a 52-week high after a ~64% one-year run - the easy recovery leg is done; no dividend</w:t>
+      </w:r>
+    </w:p>
+    <w:p>
+      <w:pPr>
+        <w:pStyle w:val="Heading1"/>
+        <w:spacing w:after="120" w:before="280"/>
+      </w:pPr>
+      <w:r>
         <w:t xml:space="preserve">Market-Cap Tier (informational — not a gate in this project)</w:t>
       </w:r>
     </w:p>
@@ -493,7 +2710,7 @@
           <w:b/>
           <w:bCs/>
         </w:rPr>
-        <w:t xml:space="preserve">Small-cap (~Rs 14,000 Cr)</w:t>
+        <w:t xml:space="preserve">Small-cap (~Rs 12,630 Cr)</w:t>
       </w:r>
     </w:p>
     <w:p>
@@ -516,7 +2733,35 @@
           <w:sz w:val="24"/>
           <w:szCs w:val="24"/>
         </w:rPr>
-        <w:t xml:space="preserve">Neither confirmed yet, but the closest of this batch to a real thesis — a strong, fresh turnaround (PAT +207% YoY) worth tracking for 2-3 more quarters before calling it a 10x setup</w:t>
+        <w:t xml:space="preserve">neither</w:t>
+      </w:r>
+    </w:p>
+    <w:p>
+      <w:pPr>
+        <w:spacing w:after="120"/>
+      </w:pPr>
+      <w:r>
+        <w:rPr>
+          <w:color w:val="666666"/>
+          <w:sz w:val="20"/>
+          <w:szCs w:val="20"/>
+        </w:rPr>
+        <w:t xml:space="preserve">4-box gate — tailwind: weak · TAM: weak · moat: no · valuation: weak  (score 1.5 / 4)</w:t>
+      </w:r>
+    </w:p>
+    <w:p>
+      <w:pPr>
+        <w:spacing w:after="120"/>
+      </w:pPr>
+      <w:r>
+        <w:rPr>
+          <w:i/>
+          <w:iCs/>
+          <w:color w:val="666666"/>
+          <w:sz w:val="20"/>
+          <w:szCs w:val="20"/>
+        </w:rPr>
+        <w:t xml:space="preserve">tailwind weak (no structural sector tailwind - the SFB/MFI segment just exited a stress cycle; this is Ujjivan's own idiosyncratic recovery). tam weak (small mcap gives room for a normal 2-3x re-rating, not the headroom for a 10x off book/earnings in 2-3 years). moat no (SFBs have no durable moat). valuation weak (~1.85x book / ~14x P/E is reasonable-to-cheap for an 18% RoE, but the stock is near a 52-wk high after +64% and a QIP dilution is pending). Score 1.5 -&gt; thesis_fit 'neither', hard. Business conviction held Medium on the genuine, cheap, ahead-of-guidance turnaround.</w:t>
       </w:r>
     </w:p>
     <w:p>
@@ -539,46 +2784,59 @@
           <w:sz w:val="24"/>
           <w:szCs w:val="24"/>
         </w:rPr>
-        <w:t xml:space="preserve">Genuine turnaround story worth monitoring, not yet a confirmed 10x setup</w:t>
-      </w:r>
-    </w:p>
-    <w:p>
-      <w:pPr>
-        <w:pStyle w:val="ListParagraph"/>
-        <w:numPr>
-          <w:ilvl w:val="0"/>
-          <w:numId w:val="1"/>
-        </w:numPr>
-        <w:spacing w:after="60"/>
-      </w:pPr>
-      <w:r>
-        <w:t xml:space="preserve">Record Q1FY27 results (PAT +207% YoY) with explicit forward guidance are a strong positive signal</w:t>
-      </w:r>
-    </w:p>
-    <w:p>
-      <w:pPr>
-        <w:pStyle w:val="ListParagraph"/>
-        <w:numPr>
-          <w:ilvl w:val="0"/>
-          <w:numId w:val="1"/>
-        </w:numPr>
-        <w:spacing w:after="60"/>
-      </w:pPr>
-      <w:r>
-        <w:t xml:space="preserve">Small market cap gives real room to re-rate if guidance is met over the next several quarters</w:t>
-      </w:r>
-    </w:p>
-    <w:p>
-      <w:pPr>
-        <w:pStyle w:val="ListParagraph"/>
-        <w:numPr>
-          <w:ilvl w:val="0"/>
-          <w:numId w:val="1"/>
-        </w:numPr>
-        <w:spacing w:after="60"/>
-      </w:pPr>
-      <w:r>
-        <w:t xml:space="preserve">Needs a longer track record post-microfinance-stress before treating this as a high-conviction thesis</w:t>
+        <w:t xml:space="preserve">Deep-dive pass 1: genuine, cheap operating turnaround (Q1 FY27 PAT +207%, RoA 2.2%, ~1.85x book) - but four_box scores 1.5 and a 10x-in-2-3-years from a Rs 12,600 Cr bank is not a credible mechanism, so thesis_fit moves to neither; conviction held Medium on the business, not the return label. Universal-bank-licence application returned by RBI.</w:t>
+      </w:r>
+    </w:p>
+    <w:p>
+      <w:pPr>
+        <w:pStyle w:val="ListParagraph"/>
+        <w:numPr>
+          <w:ilvl w:val="0"/>
+          <w:numId w:val="1"/>
+        </w:numPr>
+        <w:spacing w:after="60"/>
+      </w:pPr>
+      <w:r>
+        <w:t xml:space="preserve">four_box scores 1.5: tailwind weak (no structural sector tailwind - the SFB/MFI segment just came through a stress cycle; this is the bank's own idiosyncratic recovery), tam weak (small mcap gives re-rating room for a normal 2-3x thesis, but not the headroom for a 10x off earnings/book in 2-3 years), moat no (SFBs have no durable moat; deposit franchise still building), valuation weak (~1.85x book / ~14x P/E is reasonable-to-cheap for an 18% RoE, but the stock is near a 52-wk high after +64% and a QIP dilution is coming). Score 1.5 -&gt; thesis_fit 'neither', hard, no exception.</w:t>
+      </w:r>
+    </w:p>
+    <w:p>
+      <w:pPr>
+        <w:pStyle w:val="ListParagraph"/>
+        <w:numPr>
+          <w:ilvl w:val="0"/>
+          <w:numId w:val="1"/>
+        </w:numPr>
+        <w:spacing w:after="60"/>
+      </w:pPr>
+      <w:r>
+        <w:t xml:space="preserve">The operating turnaround is real and best-in-batch on momentum (PAT +207% YoY, RoA guidance raised to 1.8-2.0%, credit cost cut, GNPA 2.17%), and the valuation is undemanding - so conviction is held at Medium as a quality-recovery-at-a-fair-price, but the 10x/100x return label is withdrawn on the size/mechanism math, not on business quality.</w:t>
+      </w:r>
+    </w:p>
+    <w:p>
+      <w:pPr>
+        <w:pStyle w:val="ListParagraph"/>
+        <w:numPr>
+          <w:ilvl w:val="0"/>
+          <w:numId w:val="1"/>
+        </w:numPr>
+        <w:spacing w:after="60"/>
+      </w:pPr>
+      <w:r>
+        <w:t xml:space="preserve">RBI returned the universal-bank-licence application (Sep 2026), asking for further book diversification before reapplying - this defers the single biggest re-rating catalyst; a Rs 2,000 Cr QIP is also pending.</w:t>
+      </w:r>
+    </w:p>
+    <w:p>
+      <w:pPr>
+        <w:pStyle w:val="ListParagraph"/>
+        <w:numPr>
+          <w:ilvl w:val="0"/>
+          <w:numId w:val="1"/>
+        </w:numPr>
+        <w:spacing w:after="60"/>
+      </w:pPr>
+      <w:r>
+        <w:t xml:space="preserve">No red flag; no trusted-roster conviction floor. Re-check trigger: two-three more quarters of ~2% RoA holding through-cycle, secured mix past ~55%, and a fresh universal-licence application accepted for review.</w:t>
       </w:r>
     </w:p>
     <w:p>

--- a/projects/valuepickr-open-screen/docs/Ujjivan Small Finance Bank.docx
+++ b/projects/valuepickr-open-screen/docs/Ujjivan Small Finance Bank.docx
@@ -2855,6 +2855,187 @@
           <w:szCs w:val="18"/>
         </w:rPr>
         <w:t xml:space="preserve">This is independent research and analysis for informational purposes only, not personalized financial or investment advice. Past multi-bagger performance and forum/social sentiment are not indicators of future returns. Do your own due diligence before investing.</w:t>
+      </w:r>
+    </w:p>
+    <w:p/>
+    <w:p>
+      <w:r>
+        <w:rPr>
+          <w:b/>
+          <w:sz w:val="28"/>
+        </w:rPr>
+        <w:t>🔄 RESEARCH UPDATE - 2026-10-05</w:t>
+      </w:r>
+    </w:p>
+    <w:p>
+      <w:r>
+        <w:rPr>
+          <w:b/>
+        </w:rPr>
+        <w:t>📊 Key Metrics:</w:t>
+      </w:r>
+    </w:p>
+    <w:p>
+      <w:pPr>
+        <w:ind w:left="360"/>
+      </w:pPr>
+      <w:r>
+        <w:t xml:space="preserve">  • Company: Ujjivan Small Finance Bank</w:t>
+      </w:r>
+    </w:p>
+    <w:p>
+      <w:pPr>
+        <w:ind w:left="360"/>
+      </w:pPr>
+      <w:r>
+        <w:t xml:space="preserve">  • Conviction: Medium</w:t>
+      </w:r>
+    </w:p>
+    <w:p>
+      <w:pPr>
+        <w:ind w:left="360"/>
+      </w:pPr>
+      <w:r>
+        <w:t xml:space="preserve">  • Thesis: neither</w:t>
+      </w:r>
+    </w:p>
+    <w:p>
+      <w:pPr>
+        <w:ind w:left="360"/>
+      </w:pPr>
+      <w:r>
+        <w:t xml:space="preserve">  • 4-Box Score: 1.5</w:t>
+      </w:r>
+    </w:p>
+    <w:p>
+      <w:pPr>
+        <w:ind w:left="360"/>
+      </w:pPr>
+      <w:r>
+        <w:t xml:space="preserve">  • Research Date: 2026-09-08</w:t>
+      </w:r>
+    </w:p>
+    <w:p>
+      <w:pPr>
+        <w:ind w:left="360"/>
+      </w:pPr>
+      <w:r>
+        <w:t xml:space="preserve">  • Red Flag: None</w:t>
+      </w:r>
+    </w:p>
+    <w:p/>
+    <w:p>
+      <w:r>
+        <w:rPr>
+          <w:b/>
+        </w:rPr>
+        <w:t>📝 Verdict:</w:t>
+      </w:r>
+    </w:p>
+    <w:p>
+      <w:pPr>
+        <w:ind w:left="360"/>
+      </w:pPr>
+      <w:r>
+        <w:t>Deep-dive pass 1: genuine, cheap operating turnaround (Q1 FY27 PAT +207%, RoA 2.2%, ~1.85x book) - but four_box scores 1.5 and a 10x-in-2-3-years from a Rs 12,600 Cr bank is not a credible mechanism, so thesis_fit moves to neither; conviction held Medium on the business, not the return label. Universal-bank-licence application returned by RBI.</w:t>
+      </w:r>
+    </w:p>
+    <w:p/>
+    <w:p>
+      <w:r>
+        <w:rPr>
+          <w:b/>
+        </w:rPr>
+        <w:t>📈 Bull Case:</w:t>
+      </w:r>
+    </w:p>
+    <w:p>
+      <w:pPr>
+        <w:ind w:left="360"/>
+      </w:pPr>
+      <w:r>
+        <w:t>Sharp, fast turnaround: Q1 FY27 PAT +207% YoY, NII +38.6% YoY, RoA 2.2%, RoE 18.2%, asset quality improving off a stressed base (GNPA 2.17%)</w:t>
+      </w:r>
+    </w:p>
+    <w:p>
+      <w:pPr>
+        <w:ind w:left="360"/>
+      </w:pPr>
+      <w:r>
+        <w:t>Undemanding valuation - ~1.85x book / ~14x P/E for an ~18% RoE bank; the recovery is only partially priced</w:t>
+      </w:r>
+    </w:p>
+    <w:p>
+      <w:pPr>
+        <w:ind w:left="360"/>
+      </w:pPr>
+      <w:r>
+        <w:t>Secured book now 49.4% of loans (from 43.5%) - structurally de-risking the microfinance-heritage franchise</w:t>
+      </w:r>
+    </w:p>
+    <w:p>
+      <w:pPr>
+        <w:ind w:left="360"/>
+      </w:pPr>
+      <w:r>
+        <w:t>Promoter-less, board-controlled structure post the 2025 reverse merger removes holdco-overhang governance issues</w:t>
+      </w:r>
+    </w:p>
+    <w:p>
+      <w:pPr>
+        <w:ind w:left="360"/>
+      </w:pPr>
+      <w:r>
+        <w:t>Small enough (Rs 12,600 Cr) to re-rate meaningfully (2-3x over a cycle) if the RoA guidance holds</w:t>
+      </w:r>
+    </w:p>
+    <w:p/>
+    <w:p>
+      <w:r>
+        <w:rPr>
+          <w:b/>
+        </w:rPr>
+        <w:t>📉 Bear Case:</w:t>
+      </w:r>
+    </w:p>
+    <w:p>
+      <w:pPr>
+        <w:ind w:left="360"/>
+      </w:pPr>
+      <w:r>
+        <w:t>A 10x-in-2-3-years from a Rs 12,600 Cr bank is not a credible mechanism - banks compound book, they do not 10x on that horizon; the return-magnitude label does not fit</w:t>
+      </w:r>
+    </w:p>
+    <w:p>
+      <w:pPr>
+        <w:ind w:left="360"/>
+      </w:pPr>
+      <w:r>
+        <w:t>RBI returned the universal-bank-licence application - the biggest re-rating catalyst is deferred, timeline unclear</w:t>
+      </w:r>
+    </w:p>
+    <w:p>
+      <w:pPr>
+        <w:ind w:left="360"/>
+      </w:pPr>
+      <w:r>
+        <w:t>Rs 2,000 Cr QIP will dilute book value per share near-term</w:t>
+      </w:r>
+    </w:p>
+    <w:p>
+      <w:pPr>
+        <w:ind w:left="360"/>
+      </w:pPr>
+      <w:r>
+        <w:t>Microfinance-heritage SFBs are inherently cyclical; the FY25 stress shows how fast asset quality can swing, and NIM (8.5%) will compress as the secured mix rises</w:t>
+      </w:r>
+    </w:p>
+    <w:p>
+      <w:pPr>
+        <w:ind w:left="360"/>
+      </w:pPr>
+      <w:r>
+        <w:t>Stock near a 52-week high after a ~64% one-year run - the easy recovery leg is done; no dividend</w:t>
       </w:r>
     </w:p>
     <w:sectPr>
